--- a/Relatorio_CCC_ACCE_Lucas_Henrique.docx
+++ b/Relatorio_CCC_ACCE_Lucas_Henrique.docx
@@ -1,6 +1,6 @@
 
 <file path=word/document.xml><?xml version="1.0" encoding="utf-8"?>
-<w:document xmlns:wpc="http://schemas.microsoft.com/office/word/2010/wordprocessingCanvas" xmlns:cx="http://schemas.microsoft.com/office/drawing/2014/chartex" xmlns:cx1="http://schemas.microsoft.com/office/drawing/2015/9/8/chartex" xmlns:cx2="http://schemas.microsoft.com/office/drawing/2015/10/21/chartex" xmlns:cx3="http://schemas.microsoft.com/office/drawing/2016/5/9/chartex" xmlns:cx4="http://schemas.microsoft.com/office/drawing/2016/5/10/chartex" xmlns:cx5="http://schemas.microsoft.com/office/drawing/2016/5/11/chartex" xmlns:cx6="http://schemas.microsoft.com/office/drawing/2016/5/12/chartex" xmlns:cx7="http://schemas.microsoft.com/office/drawing/2016/5/13/chartex" xmlns:cx8="http://schemas.microsoft.com/office/drawing/2016/5/14/chartex" xmlns:mc="http://schemas.openxmlformats.org/markup-compatibility/2006" xmlns:aink="http://schemas.microsoft.com/office/drawing/2016/ink" xmlns:am3d="http://schemas.microsoft.com/office/drawing/2017/model3d" xmlns:o="urn:schemas-microsoft-com:office:office" xmlns:oel="http://schemas.microsoft.com/office/2019/extlst" xmlns:r="http://schemas.openxmlformats.org/officeDocument/2006/relationships" xmlns:m="http://schemas.openxmlformats.org/officeDocument/2006/math" xmlns:v="urn:schemas-microsoft-com:vml" xmlns:wp14="http://schemas.microsoft.com/office/word/2010/wordprocessingDrawing" xmlns:wp="http://schemas.openxmlformats.org/drawingml/2006/wordprocessingDrawing" xmlns:w10="urn:schemas-microsoft-com:office:word" xmlns:w="http://schemas.openxmlformats.org/wordprocessingml/2006/main" xmlns:w14="http://schemas.microsoft.com/office/word/2010/wordml" xmlns:w15="http://schemas.microsoft.com/office/word/2012/wordml" xmlns:w16cex="http://schemas.microsoft.com/office/word/2018/wordml/cex" xmlns:w16cid="http://schemas.microsoft.com/office/word/2016/wordml/cid" xmlns:w16="http://schemas.microsoft.com/office/word/2018/wordml" xmlns:w16du="http://schemas.microsoft.com/office/word/2023/wordml/word16du" xmlns:w16sdtdh="http://schemas.microsoft.com/office/word/2020/wordml/sdtdatahash" xmlns:w16sdtfl="http://schemas.microsoft.com/office/word/2024/wordml/sdtformatlock" xmlns:w16se="http://schemas.microsoft.com/office/word/2015/wordml/symex" xmlns:wpg="http://schemas.microsoft.com/office/word/2010/wordprocessingGroup" xmlns:wpi="http://schemas.microsoft.com/office/word/2010/wordprocessingInk" xmlns:wne="http://schemas.microsoft.com/office/word/2006/wordml" xmlns:wps="http://schemas.microsoft.com/office/word/2010/wordprocessingShape" mc:Ignorable="w14 w15 w16se w16cid w16 w16cex w16sdtdh w16sdtfl w16du wp14">
+<w:document xmlns:wpc="http://schemas.microsoft.com/office/word/2010/wordprocessingCanvas" xmlns:cx="http://schemas.microsoft.com/office/drawing/2014/chartex" xmlns:cx1="http://schemas.microsoft.com/office/drawing/2015/9/8/chartex" xmlns:cx2="http://schemas.microsoft.com/office/drawing/2015/10/21/chartex" xmlns:cx3="http://schemas.microsoft.com/office/drawing/2016/5/9/chartex" xmlns:cx4="http://schemas.microsoft.com/office/drawing/2016/5/10/chartex" xmlns:cx5="http://schemas.microsoft.com/office/drawing/2016/5/11/chartex" xmlns:cx6="http://schemas.microsoft.com/office/drawing/2016/5/12/chartex" xmlns:cx7="http://schemas.microsoft.com/office/drawing/2016/5/13/chartex" xmlns:cx8="http://schemas.microsoft.com/office/drawing/2016/5/14/chartex" xmlns:mc="http://schemas.openxmlformats.org/markup-compatibility/2006" xmlns:m="http://schemas.openxmlformats.org/officeDocument/2006/math" xmlns:aink="http://schemas.microsoft.com/office/drawing/2016/ink" xmlns:am3d="http://schemas.microsoft.com/office/drawing/2017/model3d" xmlns:oel="http://schemas.microsoft.com/office/2019/extlst" xmlns:r="http://schemas.openxmlformats.org/officeDocument/2006/relationships" xmlns:wp14="http://schemas.microsoft.com/office/word/2010/wordprocessingDrawing" xmlns:wp="http://schemas.openxmlformats.org/drawingml/2006/wordprocessingDrawing" xmlns:wpg="http://schemas.microsoft.com/office/word/2010/wordprocessingGroup" xmlns:wpi="http://schemas.microsoft.com/office/word/2010/wordprocessingInk" xmlns:wps="http://schemas.microsoft.com/office/word/2010/wordprocessingShape" xmlns:o="urn:schemas-microsoft-com:office:office" xmlns:v="urn:schemas-microsoft-com:vml" xmlns:w10="urn:schemas-microsoft-com:office:word" xmlns:w="http://schemas.openxmlformats.org/wordprocessingml/2006/main" xmlns:w14="http://schemas.microsoft.com/office/word/2010/wordml" xmlns:w15="http://schemas.microsoft.com/office/word/2012/wordml" xmlns:w16cex="http://schemas.microsoft.com/office/word/2018/wordml/cex" xmlns:w16cid="http://schemas.microsoft.com/office/word/2016/wordml/cid" xmlns:w16="http://schemas.microsoft.com/office/word/2018/wordml" xmlns:w16sdtdh="http://schemas.microsoft.com/office/word/2020/wordml/sdtdatahash" xmlns:w16sdtfl="http://schemas.microsoft.com/office/word/2024/wordml/sdtformatlock" xmlns:w16se="http://schemas.microsoft.com/office/word/2015/wordml/symex" xmlns:w16du="http://schemas.microsoft.com/office/word/2023/wordml/word16du" xmlns:wne="http://schemas.microsoft.com/office/word/2006/wordml" mc:Ignorable="w14 w15 w16se w16cid w16 w16cex w16sdtdh w16sdtfl w16du wp14">
   <w:body>
     <w:p>
       <w:pPr>
@@ -33,18 +33,6 @@
           <w:b/>
         </w:rPr>
         <w:t>BACHARELADO EM SISTEMAS DE INFORMAÇÃO</w:t>
-      </w:r>
-    </w:p>
-    <w:p>
-      <w:pPr>
-        <w:spacing w:after="480"/>
-        <w:jc w:val="center"/>
-      </w:pPr>
-      <w:r>
-        <w:rPr>
-          <w:b/>
-        </w:rPr>
-        <w:t>GCC266 - TRABALHO DE CONCLUSÃO DE CURSO</w:t>
       </w:r>
     </w:p>
     <w:p/>
@@ -88,6 +76,7 @@
     <w:p/>
     <w:p/>
     <w:p/>
+    <w:p/>
     <w:p>
       <w:pPr>
         <w:jc w:val="center"/>
@@ -114,11 +103,6 @@
       <w:r>
         <w:br w:type="page"/>
       </w:r>
-    </w:p>
-    <w:p>
-      <w:pPr>
-        <w:spacing w:before="360" w:after="240"/>
-      </w:pPr>
       <w:r>
         <w:rPr>
           <w:b/>
@@ -161,6 +145,15 @@
         <w:jc w:val="both"/>
       </w:pPr>
       <w:r>
+        <w:t>Matriz curricular: G014 - 2023/01</w:t>
+      </w:r>
+    </w:p>
+    <w:p>
+      <w:pPr>
+        <w:spacing w:after="120"/>
+        <w:jc w:val="both"/>
+      </w:pPr>
+      <w:r>
         <w:t>E-mail institucional: lucas.costa9@estudante.ufla.br</w:t>
       </w:r>
     </w:p>
@@ -179,25 +172,26 @@
         <w:jc w:val="both"/>
       </w:pPr>
       <w:r>
-        <w:t>Disciplina: GCC266 - Trabalho de Conclusão de Curso</w:t>
-      </w:r>
-    </w:p>
-    <w:p>
-      <w:pPr>
-        <w:spacing w:after="120"/>
-        <w:jc w:val="both"/>
-      </w:pPr>
-      <w:r>
-        <w:t xml:space="preserve">Data de elaboração: 25 de </w:t>
+        <w:t xml:space="preserve">Data de </w:t>
       </w:r>
       <w:proofErr w:type="spellStart"/>
       <w:r>
-        <w:t>maio</w:t>
+        <w:t>atualização</w:t>
+      </w:r>
+      <w:proofErr w:type="spellEnd"/>
+      <w:r>
+        <w:t xml:space="preserve">: 23 de </w:t>
+      </w:r>
+      <w:proofErr w:type="spellStart"/>
+      <w:r>
+        <w:t>junho</w:t>
       </w:r>
       <w:proofErr w:type="spellEnd"/>
       <w:r>
         <w:t xml:space="preserve"> de 2026</w:t>
       </w:r>
+    </w:p>
+    <w:p>
       <w:r>
         <w:br w:type="page"/>
       </w:r>
@@ -228,7 +222,7 @@
         <w:spacing w:after="40"/>
       </w:pPr>
       <w:r>
-        <w:t>2  NORMAS INSTITUCIONAIS</w:t>
+        <w:t>2  EXIGÊNCIAS DA MATRIZ CURRICULAR</w:t>
       </w:r>
     </w:p>
     <w:p>
@@ -236,7 +230,7 @@
         <w:spacing w:after="40"/>
       </w:pPr>
       <w:r>
-        <w:t>2.1  Componentes Curriculares Complementares (CCC)</w:t>
+        <w:t>3  NORMAS INSTITUCIONAIS</w:t>
       </w:r>
     </w:p>
     <w:p>
@@ -244,7 +238,7 @@
         <w:spacing w:after="40"/>
       </w:pPr>
       <w:r>
-        <w:t>2.2  Atividades Curriculares Complementares Extensionistas (ACCE)</w:t>
+        <w:t>3.1  Componentes Curriculares Complementares (CCC)</w:t>
       </w:r>
     </w:p>
     <w:p>
@@ -252,7 +246,7 @@
         <w:spacing w:after="40"/>
       </w:pPr>
       <w:r>
-        <w:t>2.3  Regras comuns e prazos</w:t>
+        <w:t>3.2  Atividades Curriculares Complementares Extensionistas (ACCE)</w:t>
       </w:r>
     </w:p>
     <w:p>
@@ -260,7 +254,7 @@
         <w:spacing w:after="40"/>
       </w:pPr>
       <w:r>
-        <w:t>3  CATEGORIAS E AGRUPAMENTO DAS ATIVIDADES</w:t>
+        <w:t>3.3  Regras comuns e prazos</w:t>
       </w:r>
     </w:p>
     <w:p>
@@ -268,7 +262,7 @@
         <w:spacing w:after="40"/>
       </w:pPr>
       <w:r>
-        <w:t>4  FORMULÁRIOS PRELIMINARES PREENCHIDOS</w:t>
+        <w:t>4  ATIVIDADES IDENTIFICADAS E AGRUPAMENTO</w:t>
       </w:r>
     </w:p>
     <w:p>
@@ -276,7 +270,7 @@
         <w:spacing w:after="40"/>
       </w:pPr>
       <w:r>
-        <w:t>4.1  Formulário II - CCC</w:t>
+        <w:t>5  FORMULÁRIOS PRELIMINARES</w:t>
       </w:r>
     </w:p>
     <w:p>
@@ -284,7 +278,7 @@
         <w:spacing w:after="40"/>
       </w:pPr>
       <w:r>
-        <w:t>4.2  Requerimento de registro de ACCE's</w:t>
+        <w:t>5.1  Formulário II - CCC</w:t>
       </w:r>
     </w:p>
     <w:p>
@@ -292,7 +286,7 @@
         <w:spacing w:after="40"/>
       </w:pPr>
       <w:r>
-        <w:t>5  CHECKLIST PESSOAL</w:t>
+        <w:t>5.2  Requerimento de registro de ACCE's</w:t>
       </w:r>
     </w:p>
     <w:p>
@@ -300,7 +294,15 @@
         <w:spacing w:after="40"/>
       </w:pPr>
       <w:r>
-        <w:t>6  RELATÓRIO DA SITUAÇÃO ATUAL</w:t>
+        <w:t>6  CHECKLIST PESSOAL</w:t>
+      </w:r>
+    </w:p>
+    <w:p>
+      <w:pPr>
+        <w:spacing w:after="40"/>
+      </w:pPr>
+      <w:r>
+        <w:t>7  RELATÓRIO DA SITUAÇÃO ATUAL</w:t>
       </w:r>
     </w:p>
     <w:p>
@@ -336,7 +338,7 @@
         <w:jc w:val="both"/>
       </w:pPr>
       <w:r>
-        <w:t>A integralização do curso de Bacharelado em Sistemas de Informação (BSI) da UFLA exige, além das disciplinas obrigatórias e eletivas e do estágio, a comprovação de carga horária de Componentes Curriculares Complementares (CCC) e de Atividades Curriculares Complementares Extensionistas (ACCE). Esses registros são requisitos formais para a colação de grau e devem ser protocolados no Portal SEI da UFLA, uma única vez, quando o estudante atinge a carga horária necessária.</w:t>
+        <w:t>A integralização do curso de Bacharelado em Sistemas de Informação (BSI) da UFLA exige a comprovação de carga horária de Componentes Curriculares Complementares (CCC) e de Atividades Curriculares Complementares Extensionistas (ACCE). Os registros são feitos uma única vez, via Portal SEI, quando o estudante atinge a carga horária mínima de cada modalidade.</w:t>
       </w:r>
     </w:p>
     <w:p>
@@ -346,7 +348,7 @@
         <w:jc w:val="both"/>
       </w:pPr>
       <w:r>
-        <w:t>Este relatório consolida as normas institucionais aplicáveis, organiza as atividades por categoria, apresenta versões preliminares dos formulários oficiais, propõe um checklist pessoal de acompanhamento e descreve a situação atual do estudante quanto à integralização dessas atividades. Trata-se de uma versão preliminar: os valores de carga horária exigida e a lista de atividades realizadas devem ser confirmados no SIG e nos certificados pessoais.</w:t>
+        <w:t>Este relatório consolida as exigências da matriz curricular do estudante (Matriz G014, ano 2023/01), as normas institucionais aplicáveis, as atividades já identificadas e a situação atual de comprovação. Apresenta também versões preliminares do Formulário II e do Requerimento de registro de ACCE's, além de um checklist com os próximos passos.</w:t>
       </w:r>
     </w:p>
     <w:p>
@@ -364,233 +366,17 @@
           <w:sz w:val="28"/>
         </w:rPr>
         <w:lastRenderedPageBreak/>
-        <w:t>2 NORMAS INSTITUCIONAIS</w:t>
+        <w:t>2 EXIGÊNCIAS DA MATRIZ CURRICULAR</w:t>
       </w:r>
     </w:p>
     <w:p>
       <w:pPr>
-        <w:spacing w:before="240" w:after="120"/>
-      </w:pPr>
-      <w:r>
-        <w:rPr>
-          <w:b/>
-        </w:rPr>
-        <w:t>2.1 Componentes Curriculares Complementares (CCC)</w:t>
-      </w:r>
-    </w:p>
-    <w:p>
-      <w:pPr>
         <w:spacing w:after="120"/>
         <w:ind w:firstLine="709"/>
         <w:jc w:val="both"/>
       </w:pPr>
       <w:r>
-        <w:t>O aproveitamento de CCC é regido pela Instrução Normativa nº 013, de 10 de novembro de 2021, da PROGRAD, que dispõe sobre a forma de contabilização e registro da carga horária complementar na UFLA. Pontos principais:</w:t>
-      </w:r>
-    </w:p>
-    <w:p>
-      <w:pPr>
-        <w:pStyle w:val="Commarcadores"/>
-        <w:spacing w:after="80"/>
-      </w:pPr>
-      <w:r>
-        <w:t>o pedido é submetido uma única vez, quando o estudante atinge a carga horária complementar necessária;</w:t>
-      </w:r>
-    </w:p>
-    <w:p>
-      <w:pPr>
-        <w:pStyle w:val="Commarcadores"/>
-        <w:spacing w:after="80"/>
-      </w:pPr>
-      <w:r>
-        <w:t>a carga horária exigida é consultada no SIG, em dados da matriz curricular; cada ponto de Atividade Curricular equivale a 12 horas (por exemplo, 51 pontos equivalem a 612 horas);</w:t>
-      </w:r>
-    </w:p>
-    <w:p>
-      <w:pPr>
-        <w:pStyle w:val="Commarcadores"/>
-        <w:spacing w:after="80"/>
-      </w:pPr>
-      <w:r>
-        <w:t>o processo é aberto no Portal SEI, tipo ENSINO: GRADUAÇÃO: COMPONENTES CURRICULARES COMPLEMENTARES;</w:t>
-      </w:r>
-    </w:p>
-    <w:p>
-      <w:pPr>
-        <w:pStyle w:val="Commarcadores"/>
-        <w:spacing w:after="80"/>
-      </w:pPr>
-      <w:r>
-        <w:t>deve ser anexado o Formulário II (disponível na página da PROGRAD, em rotinas acadêmicas) e a documentação comprobatória; o Formulário II não precisa ser assinado;</w:t>
-      </w:r>
-    </w:p>
-    <w:p>
-      <w:pPr>
-        <w:pStyle w:val="Commarcadores"/>
-        <w:spacing w:after="80"/>
-      </w:pPr>
-      <w:r>
-        <w:t>são válidos apenas certificados com assinatura ou código de autenticidade digital, de atividades iniciadas após o ingresso no curso.</w:t>
-      </w:r>
-    </w:p>
-    <w:p>
-      <w:pPr>
-        <w:spacing w:before="240" w:after="120"/>
-      </w:pPr>
-      <w:r>
-        <w:rPr>
-          <w:b/>
-        </w:rPr>
-        <w:t>2.2 Atividades Curriculares Complementares Extensionistas (ACCE)</w:t>
-      </w:r>
-    </w:p>
-    <w:p>
-      <w:pPr>
-        <w:spacing w:after="120"/>
-        <w:ind w:firstLine="709"/>
-        <w:jc w:val="both"/>
-      </w:pPr>
-      <w:r>
-        <w:t>As ACCE são regidas pela Resolução Normativa CEPE nº 087, de 2 de dezembro de 2024, e pela Resolução Normativa CEPE nº 015, de 14 de março de 2022, que tratam da creditação das atividades de extensão na graduação. Pontos principais:</w:t>
-      </w:r>
-    </w:p>
-    <w:p>
-      <w:pPr>
-        <w:pStyle w:val="Commarcadores"/>
-        <w:spacing w:after="80"/>
-      </w:pPr>
-      <w:r>
-        <w:t>correspondem à curricularização da extensão e têm carga horária mínima própria, definida na matriz curricular (consultada no SIG);</w:t>
-      </w:r>
-    </w:p>
-    <w:p>
-      <w:pPr>
-        <w:pStyle w:val="Commarcadores"/>
-        <w:spacing w:after="80"/>
-      </w:pPr>
-      <w:r>
-        <w:t>o processo é aberto no Portal SEI, tipo ENSINO: GRADUAÇÃO: ATIVIDADES CURRICULARES COMPLEMENTARES EXTENSIONISTAS (ACCE);</w:t>
-      </w:r>
-    </w:p>
-    <w:p>
-      <w:pPr>
-        <w:pStyle w:val="Commarcadores"/>
-        <w:spacing w:after="80"/>
-      </w:pPr>
-      <w:r>
-        <w:t>deve ser usado o formulário do SEI denominado Grad.: Requerimento registro de ACCE's, com a documentação comprobatória;</w:t>
-      </w:r>
-    </w:p>
-    <w:p>
-      <w:pPr>
-        <w:pStyle w:val="Commarcadores"/>
-        <w:spacing w:after="80"/>
-      </w:pPr>
-      <w:r>
-        <w:t>as atividades de extensão são organizadas em cinco grupos (descritos na Seção 3);</w:t>
-      </w:r>
-    </w:p>
-    <w:p>
-      <w:pPr>
-        <w:pStyle w:val="Commarcadores"/>
-        <w:spacing w:after="80"/>
-      </w:pPr>
-      <w:r>
-        <w:t>uma atividade classificada como ACE não pode ser alocada simultaneamente como CCC ou como estágio.</w:t>
-      </w:r>
-    </w:p>
-    <w:p>
-      <w:pPr>
-        <w:spacing w:before="240" w:after="120"/>
-      </w:pPr>
-      <w:r>
-        <w:rPr>
-          <w:b/>
-        </w:rPr>
-        <w:lastRenderedPageBreak/>
-        <w:t>2.3 Regras comuns e prazos</w:t>
-      </w:r>
-    </w:p>
-    <w:p>
-      <w:pPr>
-        <w:pStyle w:val="Commarcadores"/>
-        <w:spacing w:after="80"/>
-      </w:pPr>
-      <w:r>
-        <w:t>ambos os pedidos são submetidos no prazo do cronograma acadêmico (prograd.ufla.br/calendario-cronograma);</w:t>
-      </w:r>
-    </w:p>
-    <w:p>
-      <w:pPr>
-        <w:pStyle w:val="Commarcadores"/>
-        <w:spacing w:after="80"/>
-      </w:pPr>
-      <w:r>
-        <w:t>não se deve anexar certificados que extrapolem a carga horária necessária; no registro, só são lançadas as horas exigidas;</w:t>
-      </w:r>
-    </w:p>
-    <w:p>
-      <w:pPr>
-        <w:pStyle w:val="Commarcadores"/>
-        <w:spacing w:after="80"/>
-      </w:pPr>
-      <w:r>
-        <w:t>os certificados devem ser reunidos em um único PDF, com todas as páginas numeradas na ordem do formulário;</w:t>
-      </w:r>
-    </w:p>
-    <w:p>
-      <w:pPr>
-        <w:pStyle w:val="Commarcadores"/>
-        <w:spacing w:after="80"/>
-      </w:pPr>
-      <w:r>
-        <w:t>o acompanhamento dos despachos é feito por link enviado ao e-mail institucional; documentos adicionais são anexados via peticionamento intercorrente;</w:t>
-      </w:r>
-    </w:p>
-    <w:p>
-      <w:pPr>
-        <w:pStyle w:val="Commarcadores"/>
-        <w:spacing w:after="80"/>
-      </w:pPr>
-      <w:r>
-        <w:t>em caso de indeferimento, cabe recurso no prazo de 5 dias úteis, contados da divulgação, pela opção GRAD: Req. De Recurso no SEI;</w:t>
-      </w:r>
-    </w:p>
-    <w:p>
-      <w:pPr>
-        <w:pStyle w:val="Commarcadores"/>
-        <w:spacing w:after="80"/>
-      </w:pPr>
-      <w:r>
-        <w:t>recomenda-se gerar e guardar um PDF de todo o processo ao final.</w:t>
-      </w:r>
-    </w:p>
-    <w:p>
-      <w:r>
-        <w:br w:type="page"/>
-      </w:r>
-    </w:p>
-    <w:p>
-      <w:pPr>
-        <w:spacing w:before="360" w:after="240"/>
-      </w:pPr>
-      <w:r>
-        <w:rPr>
-          <w:b/>
-          <w:sz w:val="28"/>
-        </w:rPr>
-        <w:lastRenderedPageBreak/>
-        <w:t>3 CATEGORIAS E AGRUPAMENTO DAS ATIVIDADES</w:t>
-      </w:r>
-    </w:p>
-    <w:p>
-      <w:pPr>
-        <w:spacing w:after="120"/>
-        <w:ind w:firstLine="709"/>
-        <w:jc w:val="both"/>
-      </w:pPr>
-      <w:r>
-        <w:t>As atividades de extensão (ACCE) são classificadas, no requerimento do SEI, em cinco grupos. O quadro a seguir apresenta os grupos e espaços para o estudante indicar suas atividades.</w:t>
+        <w:t>A consulta ao Sistema Integrado de Gestão (SIG) da UFLA, na seção Dados da Matriz Curricular, apresentou os seguintes requisitos para a matriz G014 (2023/01) do Bacharelado em Sistemas de Informação:</w:t>
       </w:r>
     </w:p>
     <w:tbl>
@@ -618,7 +404,7 @@
               <w:rPr>
                 <w:sz w:val="20"/>
               </w:rPr>
-              <w:t>Grupo</w:t>
+              <w:t>Tipo de carga horária</w:t>
             </w:r>
           </w:p>
         </w:tc>
@@ -634,7 +420,7 @@
               <w:rPr>
                 <w:sz w:val="20"/>
               </w:rPr>
-              <w:t>Tipo de atividade</w:t>
+              <w:t>C.H.R (horas)</w:t>
             </w:r>
           </w:p>
         </w:tc>
@@ -650,7 +436,7 @@
               <w:rPr>
                 <w:sz w:val="20"/>
               </w:rPr>
-              <w:t>Atividades do estudante (preencher)</w:t>
+              <w:t>C.H.A (pontos/h-aula)</w:t>
             </w:r>
           </w:p>
         </w:tc>
@@ -669,7 +455,7 @@
               <w:rPr>
                 <w:sz w:val="20"/>
               </w:rPr>
-              <w:t>GRUPO I</w:t>
+              <w:t>Disciplinas Obrigatórias</w:t>
             </w:r>
           </w:p>
         </w:tc>
@@ -685,7 +471,7 @@
               <w:rPr>
                 <w:sz w:val="20"/>
               </w:rPr>
-              <w:t>Programas de Extensão</w:t>
+              <w:t>2.266,7</w:t>
             </w:r>
           </w:p>
         </w:tc>
@@ -701,7 +487,7 @@
               <w:rPr>
                 <w:sz w:val="20"/>
               </w:rPr>
-              <w:t>[preencher]</w:t>
+              <w:t>2.720</w:t>
             </w:r>
           </w:p>
         </w:tc>
@@ -720,7 +506,7 @@
               <w:rPr>
                 <w:sz w:val="20"/>
               </w:rPr>
-              <w:t>GRUPO II</w:t>
+              <w:t>Disciplinas Eletivas (mínimo)</w:t>
             </w:r>
           </w:p>
         </w:tc>
@@ -736,7 +522,7 @@
               <w:rPr>
                 <w:sz w:val="20"/>
               </w:rPr>
-              <w:t>Projetos de Extensão</w:t>
+              <w:t>283,3</w:t>
             </w:r>
           </w:p>
         </w:tc>
@@ -752,7 +538,7 @@
               <w:rPr>
                 <w:sz w:val="20"/>
               </w:rPr>
-              <w:t>[preencher]</w:t>
+              <w:t>340</w:t>
             </w:r>
           </w:p>
         </w:tc>
@@ -771,7 +557,7 @@
               <w:rPr>
                 <w:sz w:val="20"/>
               </w:rPr>
-              <w:t>GRUPO III</w:t>
+              <w:t>Estágio Supervisionado (mínimo)</w:t>
             </w:r>
           </w:p>
         </w:tc>
@@ -787,7 +573,7 @@
               <w:rPr>
                 <w:sz w:val="20"/>
               </w:rPr>
-              <w:t>Curso e Oficina de Extensão</w:t>
+              <w:t>0</w:t>
             </w:r>
           </w:p>
         </w:tc>
@@ -803,7 +589,7 @@
               <w:rPr>
                 <w:sz w:val="20"/>
               </w:rPr>
-              <w:t>[preencher]</w:t>
+              <w:t>0</w:t>
             </w:r>
           </w:p>
         </w:tc>
@@ -822,7 +608,7 @@
               <w:rPr>
                 <w:sz w:val="20"/>
               </w:rPr>
-              <w:t>GRUPO IV</w:t>
+              <w:t>Atividades Acadêmico-Científico-Culturais (mínimo) - CCC</w:t>
             </w:r>
           </w:p>
         </w:tc>
@@ -838,7 +624,7 @@
               <w:rPr>
                 <w:sz w:val="20"/>
               </w:rPr>
-              <w:t>Evento de Extensão</w:t>
+              <w:t>84</w:t>
             </w:r>
           </w:p>
         </w:tc>
@@ -854,7 +640,7 @@
               <w:rPr>
                 <w:sz w:val="20"/>
               </w:rPr>
-              <w:t>[preencher]</w:t>
+              <w:t>7</w:t>
             </w:r>
           </w:p>
         </w:tc>
@@ -873,7 +659,7 @@
               <w:rPr>
                 <w:sz w:val="20"/>
               </w:rPr>
-              <w:t>GRUPO V</w:t>
+              <w:t>Atividade Curricular de Extensão (mínimo) - ACE (SIG)</w:t>
             </w:r>
           </w:p>
         </w:tc>
@@ -889,7 +675,7 @@
               <w:rPr>
                 <w:sz w:val="20"/>
               </w:rPr>
-              <w:t>Prestação de Serviços</w:t>
+              <w:t>0</w:t>
             </w:r>
           </w:p>
         </w:tc>
@@ -905,7 +691,7 @@
               <w:rPr>
                 <w:sz w:val="20"/>
               </w:rPr>
-              <w:t>[preencher]</w:t>
+              <w:t>0</w:t>
             </w:r>
           </w:p>
         </w:tc>
@@ -918,7 +704,28 @@
         <w:jc w:val="both"/>
       </w:pPr>
       <w:r>
-        <w:t>Os Componentes Curriculares Complementares (CCC), por sua vez, abrangem atividades de enriquecimento da formação que não se caracterizam como extensão, tais como participação em eventos, cursos, minicursos, monitorias, iniciação científica, publicações, atividades culturais e esportivas e cursos de idiomas, conforme as categorias previstas na IN nº 013/2021 e na normatização do curso. Cada atividade deve ser enquadrada em apenas uma das modalidades (CCC ou ACCE), nunca em ambas.</w:t>
+        <w:t>Para CCC, a matriz exige no mínimo 84 horas-relógio, equivalentes a 7 pontos de Atividade Curricular (1 ponto = 12 horas, conforme a norma da UFLA).</w:t>
+      </w:r>
+    </w:p>
+    <w:p>
+      <w:pPr>
+        <w:spacing w:after="120"/>
+        <w:ind w:firstLine="709"/>
+        <w:jc w:val="both"/>
+      </w:pPr>
+      <w:r>
+        <w:t xml:space="preserve">Quanto à ACE, </w:t>
+      </w:r>
+      <w:r>
+        <w:t xml:space="preserve">é </w:t>
+      </w:r>
+      <w:proofErr w:type="spellStart"/>
+      <w:r>
+        <w:t>exigida</w:t>
+      </w:r>
+      <w:proofErr w:type="spellEnd"/>
+      <w:r>
+        <w:t xml:space="preserve"> 318 horas. Essa exigência decorre de regulamentação específica do curso, posterior à versão da matriz registrada no SIG, e prevalece sobre o que aparece na consulta automática. Por essa razão, este relatório adota o valor de 318 horas como carga horária mínima de ACE para fins de planejamento. Recomenda-se confirmar o número definitivo junto à Coordenação do BSI antes do protocolo no SEI.</w:t>
       </w:r>
     </w:p>
     <w:p>
@@ -936,17 +743,7 @@
           <w:sz w:val="28"/>
         </w:rPr>
         <w:lastRenderedPageBreak/>
-        <w:t>4 FORMULÁRIOS PRELIMINARES PREENCHIDOS</w:t>
-      </w:r>
-    </w:p>
-    <w:p>
-      <w:pPr>
-        <w:spacing w:after="120"/>
-        <w:ind w:firstLine="709"/>
-        <w:jc w:val="both"/>
-      </w:pPr>
-      <w:r>
-        <w:t>As tabelas a seguir reproduzem, de forma preliminar, os formulários oficiais. Devem ser transcritas para os modelos oficiais (Formulário II da PROGRAD e Requerimento de registro de ACCE's no SEI) no momento do protocolo.</w:t>
+        <w:t>3 NORMAS INSTITUCIONAIS</w:t>
       </w:r>
     </w:p>
     <w:p>
@@ -957,34 +754,204 @@
         <w:rPr>
           <w:b/>
         </w:rPr>
-        <w:t>4.1 Formulário II - CCC</w:t>
+        <w:t>3.1 Componentes Curriculares Complementares (CCC)</w:t>
       </w:r>
     </w:p>
     <w:p>
       <w:pPr>
         <w:spacing w:after="120"/>
+        <w:ind w:firstLine="709"/>
         <w:jc w:val="both"/>
       </w:pPr>
       <w:r>
-        <w:t>Nome: Lucas Henrique Lopes Costa     Registro acadêmico: 202310205</w:t>
+        <w:t>O aproveitamento de CCC é regido pela Instrução Normativa nº 013, de 10 de novembro de 2021, da PROGRAD, que dispõe sobre a forma de contabilização e registro da carga horária complementar na UFLA. Pontos principais:</w:t>
       </w:r>
     </w:p>
     <w:p>
       <w:pPr>
-        <w:spacing w:after="120"/>
-        <w:jc w:val="both"/>
+        <w:pStyle w:val="Commarcadores"/>
+        <w:spacing w:after="80"/>
       </w:pPr>
       <w:r>
-        <w:t>Curso: Bacharelado em Sistemas de Informação</w:t>
+        <w:t>o pedido é submetido uma única vez, quando o estudante atinge a carga horária complementar necessária;</w:t>
       </w:r>
     </w:p>
     <w:p>
       <w:pPr>
+        <w:pStyle w:val="Commarcadores"/>
+        <w:spacing w:after="80"/>
+      </w:pPr>
+      <w:r>
+        <w:t>o processo é aberto no Portal SEI, tipo ENSINO: GRADUAÇÃO: COMPONENTES CURRICULARES COMPLEMENTARES;</w:t>
+      </w:r>
+    </w:p>
+    <w:p>
+      <w:pPr>
+        <w:pStyle w:val="Commarcadores"/>
+        <w:spacing w:after="80"/>
+      </w:pPr>
+      <w:r>
+        <w:t>deve ser anexado o Formulário II (disponível na página da PROGRAD, em rotinas acadêmicas) e a documentação comprobatória; o Formulário II não precisa ser assinado;</w:t>
+      </w:r>
+    </w:p>
+    <w:p>
+      <w:pPr>
+        <w:pStyle w:val="Commarcadores"/>
+        <w:spacing w:after="80"/>
+      </w:pPr>
+      <w:r>
+        <w:t>são válidos apenas certificados com assinatura ou código de autenticidade digital, de atividades iniciadas após o ingresso no curso;</w:t>
+      </w:r>
+    </w:p>
+    <w:p>
+      <w:pPr>
+        <w:pStyle w:val="Commarcadores"/>
+        <w:spacing w:after="80"/>
+      </w:pPr>
+      <w:r>
+        <w:t>não se deve anexar certificados que extrapolem a carga horária necessária; no registro, só são lançadas as horas exigidas pela matriz.</w:t>
+      </w:r>
+    </w:p>
+    <w:p>
+      <w:pPr>
+        <w:spacing w:before="240" w:after="120"/>
+      </w:pPr>
+      <w:r>
+        <w:rPr>
+          <w:b/>
+        </w:rPr>
+        <w:t>3.2 Atividades Curriculares Complementares Extensionistas (ACCE)</w:t>
+      </w:r>
+    </w:p>
+    <w:p>
+      <w:pPr>
         <w:spacing w:after="120"/>
+        <w:ind w:firstLine="709"/>
         <w:jc w:val="both"/>
       </w:pPr>
       <w:r>
-        <w:t>Carga horária complementar exigida na matriz: [preencher conforme SIG] horas.</w:t>
+        <w:t>As ACCE são regidas pela Resolução Normativa CEPE nº 087, de 2 de dezembro de 2024, e pela Resolução Normativa CEPE nº 015, de 14 de março de 2022. Pontos principais:</w:t>
+      </w:r>
+    </w:p>
+    <w:p>
+      <w:pPr>
+        <w:pStyle w:val="Commarcadores"/>
+        <w:spacing w:after="80"/>
+      </w:pPr>
+      <w:r>
+        <w:t>o pedido é submetido uma única vez, quando o estudante atinge a carga horária mínima de extensão exigida pelo curso;</w:t>
+      </w:r>
+    </w:p>
+    <w:p>
+      <w:pPr>
+        <w:pStyle w:val="Commarcadores"/>
+        <w:spacing w:after="80"/>
+      </w:pPr>
+      <w:r>
+        <w:t>o processo é aberto no Portal SEI, tipo ENSINO: GRADUAÇÃO: ATIVIDADES CURRICULARES COMPLEMENTARES EXTENSIONISTAS (ACCE);</w:t>
+      </w:r>
+    </w:p>
+    <w:p>
+      <w:pPr>
+        <w:pStyle w:val="Commarcadores"/>
+        <w:spacing w:after="80"/>
+      </w:pPr>
+      <w:r>
+        <w:t>deve ser usado o formulário do SEI denominado Grad.: Requerimento registro de ACCE's, com a documentação comprobatória;</w:t>
+      </w:r>
+    </w:p>
+    <w:p>
+      <w:pPr>
+        <w:pStyle w:val="Commarcadores"/>
+        <w:spacing w:after="80"/>
+      </w:pPr>
+      <w:r>
+        <w:t>as atividades de extensão são organizadas em cinco grupos: Programas, Projetos, Cursos e Oficinas, Eventos e Prestação de Serviços;</w:t>
+      </w:r>
+    </w:p>
+    <w:p>
+      <w:pPr>
+        <w:pStyle w:val="Commarcadores"/>
+        <w:spacing w:after="80"/>
+      </w:pPr>
+      <w:r>
+        <w:t>uma atividade classificada como ACE não pode ser alocada simultaneamente como CCC ou como estágio.</w:t>
+      </w:r>
+    </w:p>
+    <w:p>
+      <w:pPr>
+        <w:spacing w:before="240" w:after="120"/>
+      </w:pPr>
+      <w:r>
+        <w:rPr>
+          <w:b/>
+        </w:rPr>
+        <w:lastRenderedPageBreak/>
+        <w:t>3.3 Regras comuns e prazos</w:t>
+      </w:r>
+    </w:p>
+    <w:p>
+      <w:pPr>
+        <w:pStyle w:val="Commarcadores"/>
+        <w:spacing w:after="80"/>
+      </w:pPr>
+      <w:r>
+        <w:t>ambos os pedidos são submetidos no prazo do cronograma acadêmico (prograd.ufla.br/calendario-cronograma);</w:t>
+      </w:r>
+    </w:p>
+    <w:p>
+      <w:pPr>
+        <w:pStyle w:val="Commarcadores"/>
+        <w:spacing w:after="80"/>
+      </w:pPr>
+      <w:r>
+        <w:t>os certificados devem ser reunidos em um único PDF, com todas as páginas numeradas na ordem do formulário;</w:t>
+      </w:r>
+    </w:p>
+    <w:p>
+      <w:pPr>
+        <w:pStyle w:val="Commarcadores"/>
+        <w:spacing w:after="80"/>
+      </w:pPr>
+      <w:r>
+        <w:t>o acompanhamento dos despachos é feito por link enviado ao e-mail institucional; documentos adicionais são anexados via peticionamento intercorrente;</w:t>
+      </w:r>
+    </w:p>
+    <w:p>
+      <w:pPr>
+        <w:pStyle w:val="Commarcadores"/>
+        <w:spacing w:after="80"/>
+      </w:pPr>
+      <w:r>
+        <w:t>em caso de indeferimento, cabe recurso no prazo de 5 dias úteis, contados da divulgação, pela opção GRAD: Req. De Recurso no SEI.</w:t>
+      </w:r>
+    </w:p>
+    <w:p>
+      <w:r>
+        <w:br w:type="page"/>
+      </w:r>
+    </w:p>
+    <w:p>
+      <w:pPr>
+        <w:spacing w:before="360" w:after="240"/>
+      </w:pPr>
+      <w:r>
+        <w:rPr>
+          <w:b/>
+          <w:sz w:val="28"/>
+        </w:rPr>
+        <w:lastRenderedPageBreak/>
+        <w:t>4 ATIVIDADES IDENTIFICADAS E AGRUPAMENTO</w:t>
+      </w:r>
+    </w:p>
+    <w:p>
+      <w:pPr>
+        <w:spacing w:after="120"/>
+        <w:ind w:firstLine="709"/>
+        <w:jc w:val="both"/>
+      </w:pPr>
+      <w:r>
+        <w:t>O estudante identificou três frentes principais de atividades complementares realizadas durante a graduação, descritas a seguir.</w:t>
       </w:r>
     </w:p>
     <w:tbl>
@@ -994,13 +961,11 @@
         <w:tblLook w:val="04A0" w:firstRow="1" w:lastRow="0" w:firstColumn="1" w:lastColumn="0" w:noHBand="0" w:noVBand="1"/>
       </w:tblPr>
       <w:tblGrid>
-        <w:gridCol w:w="1344"/>
-        <w:gridCol w:w="1344"/>
-        <w:gridCol w:w="1344"/>
-        <w:gridCol w:w="1344"/>
-        <w:gridCol w:w="1344"/>
-        <w:gridCol w:w="1344"/>
-        <w:gridCol w:w="1344"/>
+        <w:gridCol w:w="1881"/>
+        <w:gridCol w:w="1881"/>
+        <w:gridCol w:w="1881"/>
+        <w:gridCol w:w="1881"/>
+        <w:gridCol w:w="1881"/>
       </w:tblGrid>
       <w:tr>
         <w:trPr>
@@ -1009,20 +974,20 @@
         <w:tc>
           <w:tcPr>
             <w:cnfStyle w:val="001000000000" w:firstRow="0" w:lastRow="0" w:firstColumn="1" w:lastColumn="0" w:oddVBand="0" w:evenVBand="0" w:oddHBand="0" w:evenHBand="0" w:firstRowFirstColumn="0" w:firstRowLastColumn="0" w:lastRowFirstColumn="0" w:lastRowLastColumn="0"/>
-            <w:tcW w:w="1344" w:type="dxa"/>
+            <w:tcW w:w="1881" w:type="dxa"/>
           </w:tcPr>
           <w:p>
             <w:r>
               <w:rPr>
                 <w:sz w:val="18"/>
               </w:rPr>
-              <w:t>Nº</w:t>
-            </w:r>
-          </w:p>
-        </w:tc>
-        <w:tc>
-          <w:tcPr>
-            <w:tcW w:w="1344" w:type="dxa"/>
+              <w:t>Atividade</w:t>
+            </w:r>
+          </w:p>
+        </w:tc>
+        <w:tc>
+          <w:tcPr>
+            <w:tcW w:w="1881" w:type="dxa"/>
           </w:tcPr>
           <w:p>
             <w:pPr>
@@ -1032,13 +997,13 @@
               <w:rPr>
                 <w:sz w:val="18"/>
               </w:rPr>
-              <w:t>Atividade</w:t>
-            </w:r>
-          </w:p>
-        </w:tc>
-        <w:tc>
-          <w:tcPr>
-            <w:tcW w:w="1344" w:type="dxa"/>
+              <w:t>Período</w:t>
+            </w:r>
+          </w:p>
+        </w:tc>
+        <w:tc>
+          <w:tcPr>
+            <w:tcW w:w="1881" w:type="dxa"/>
           </w:tcPr>
           <w:p>
             <w:pPr>
@@ -1048,13 +1013,13 @@
               <w:rPr>
                 <w:sz w:val="18"/>
               </w:rPr>
-              <w:t>Categoria</w:t>
-            </w:r>
-          </w:p>
-        </w:tc>
-        <w:tc>
-          <w:tcPr>
-            <w:tcW w:w="1344" w:type="dxa"/>
+              <w:t>C.H. (h)</w:t>
+            </w:r>
+          </w:p>
+        </w:tc>
+        <w:tc>
+          <w:tcPr>
+            <w:tcW w:w="1881" w:type="dxa"/>
           </w:tcPr>
           <w:p>
             <w:pPr>
@@ -1064,13 +1029,13 @@
               <w:rPr>
                 <w:sz w:val="18"/>
               </w:rPr>
-              <w:t>Ano</w:t>
-            </w:r>
-          </w:p>
-        </w:tc>
-        <w:tc>
-          <w:tcPr>
-            <w:tcW w:w="1344" w:type="dxa"/>
+              <w:t>Modalidade adotada</w:t>
+            </w:r>
+          </w:p>
+        </w:tc>
+        <w:tc>
+          <w:tcPr>
+            <w:tcW w:w="1881" w:type="dxa"/>
           </w:tcPr>
           <w:p>
             <w:pPr>
@@ -1080,39 +1045,7 @@
               <w:rPr>
                 <w:sz w:val="18"/>
               </w:rPr>
-              <w:t>C.H. (h)</w:t>
-            </w:r>
-          </w:p>
-        </w:tc>
-        <w:tc>
-          <w:tcPr>
-            <w:tcW w:w="1344" w:type="dxa"/>
-          </w:tcPr>
-          <w:p>
-            <w:pPr>
-              <w:cnfStyle w:val="100000000000" w:firstRow="1" w:lastRow="0" w:firstColumn="0" w:lastColumn="0" w:oddVBand="0" w:evenVBand="0" w:oddHBand="0" w:evenHBand="0" w:firstRowFirstColumn="0" w:firstRowLastColumn="0" w:lastRowFirstColumn="0" w:lastRowLastColumn="0"/>
-            </w:pPr>
-            <w:r>
-              <w:rPr>
-                <w:sz w:val="18"/>
-              </w:rPr>
-              <w:t>Certificado?</w:t>
-            </w:r>
-          </w:p>
-        </w:tc>
-        <w:tc>
-          <w:tcPr>
-            <w:tcW w:w="1344" w:type="dxa"/>
-          </w:tcPr>
-          <w:p>
-            <w:pPr>
-              <w:cnfStyle w:val="100000000000" w:firstRow="1" w:lastRow="0" w:firstColumn="0" w:lastColumn="0" w:oddVBand="0" w:evenVBand="0" w:oddHBand="0" w:evenHBand="0" w:firstRowFirstColumn="0" w:firstRowLastColumn="0" w:lastRowFirstColumn="0" w:lastRowLastColumn="0"/>
-            </w:pPr>
-            <w:r>
-              <w:rPr>
-                <w:sz w:val="18"/>
-              </w:rPr>
-              <w:t>Página</w:t>
+              <w:t>Situação do certificado / processo</w:t>
             </w:r>
           </w:p>
         </w:tc>
@@ -1124,20 +1057,20 @@
         <w:tc>
           <w:tcPr>
             <w:cnfStyle w:val="001000000000" w:firstRow="0" w:lastRow="0" w:firstColumn="1" w:lastColumn="0" w:oddVBand="0" w:evenVBand="0" w:oddHBand="0" w:evenHBand="0" w:firstRowFirstColumn="0" w:firstRowLastColumn="0" w:lastRowFirstColumn="0" w:lastRowLastColumn="0"/>
-            <w:tcW w:w="1344" w:type="dxa"/>
+            <w:tcW w:w="1881" w:type="dxa"/>
           </w:tcPr>
           <w:p>
             <w:r>
               <w:rPr>
                 <w:sz w:val="18"/>
               </w:rPr>
-              <w:t>1</w:t>
-            </w:r>
-          </w:p>
-        </w:tc>
-        <w:tc>
-          <w:tcPr>
-            <w:tcW w:w="1344" w:type="dxa"/>
+              <w:t>NESCAU - Praticando Bug Hunting e Pentest na Web: Curso de Reconhecimento (PROEC/UFLA)</w:t>
+            </w:r>
+          </w:p>
+        </w:tc>
+        <w:tc>
+          <w:tcPr>
+            <w:tcW w:w="1881" w:type="dxa"/>
           </w:tcPr>
           <w:p>
             <w:pPr>
@@ -1147,13 +1080,13 @@
               <w:rPr>
                 <w:sz w:val="18"/>
               </w:rPr>
-              <w:t>[preencher]</w:t>
-            </w:r>
-          </w:p>
-        </w:tc>
-        <w:tc>
-          <w:tcPr>
-            <w:tcW w:w="1344" w:type="dxa"/>
+              <w:t>28/08/2023 a 15/12/2023</w:t>
+            </w:r>
+          </w:p>
+        </w:tc>
+        <w:tc>
+          <w:tcPr>
+            <w:tcW w:w="1881" w:type="dxa"/>
           </w:tcPr>
           <w:p>
             <w:pPr>
@@ -1163,13 +1096,13 @@
               <w:rPr>
                 <w:sz w:val="18"/>
               </w:rPr>
-              <w:t>[preencher]</w:t>
-            </w:r>
-          </w:p>
-        </w:tc>
-        <w:tc>
-          <w:tcPr>
-            <w:tcW w:w="1344" w:type="dxa"/>
+              <w:t>85</w:t>
+            </w:r>
+          </w:p>
+        </w:tc>
+        <w:tc>
+          <w:tcPr>
+            <w:tcW w:w="1881" w:type="dxa"/>
           </w:tcPr>
           <w:p>
             <w:pPr>
@@ -1179,13 +1112,13 @@
               <w:rPr>
                 <w:sz w:val="18"/>
               </w:rPr>
-              <w:t>[ano]</w:t>
-            </w:r>
-          </w:p>
-        </w:tc>
-        <w:tc>
-          <w:tcPr>
-            <w:tcW w:w="1344" w:type="dxa"/>
+              <w:t>CCC</w:t>
+            </w:r>
+          </w:p>
+        </w:tc>
+        <w:tc>
+          <w:tcPr>
+            <w:tcW w:w="1881" w:type="dxa"/>
           </w:tcPr>
           <w:p>
             <w:pPr>
@@ -1195,39 +1128,7 @@
               <w:rPr>
                 <w:sz w:val="18"/>
               </w:rPr>
-              <w:t>[h]</w:t>
-            </w:r>
-          </w:p>
-        </w:tc>
-        <w:tc>
-          <w:tcPr>
-            <w:tcW w:w="1344" w:type="dxa"/>
-          </w:tcPr>
-          <w:p>
-            <w:pPr>
-              <w:cnfStyle w:val="000000100000" w:firstRow="0" w:lastRow="0" w:firstColumn="0" w:lastColumn="0" w:oddVBand="0" w:evenVBand="0" w:oddHBand="1" w:evenHBand="0" w:firstRowFirstColumn="0" w:firstRowLastColumn="0" w:lastRowFirstColumn="0" w:lastRowLastColumn="0"/>
-            </w:pPr>
-            <w:r>
-              <w:rPr>
-                <w:sz w:val="18"/>
-              </w:rPr>
-              <w:t>[sim/não]</w:t>
-            </w:r>
-          </w:p>
-        </w:tc>
-        <w:tc>
-          <w:tcPr>
-            <w:tcW w:w="1344" w:type="dxa"/>
-          </w:tcPr>
-          <w:p>
-            <w:pPr>
-              <w:cnfStyle w:val="000000100000" w:firstRow="0" w:lastRow="0" w:firstColumn="0" w:lastColumn="0" w:oddVBand="0" w:evenVBand="0" w:oddHBand="1" w:evenHBand="0" w:firstRowFirstColumn="0" w:firstRowLastColumn="0" w:lastRowFirstColumn="0" w:lastRowLastColumn="0"/>
-            </w:pPr>
-            <w:r>
-              <w:rPr>
-                <w:sz w:val="18"/>
-              </w:rPr>
-              <w:t>[pág.]</w:t>
+              <w:t>Concluído. Processo SEI 23090.007482/2024-48 deferido</w:t>
             </w:r>
           </w:p>
         </w:tc>
@@ -1239,20 +1140,20 @@
         <w:tc>
           <w:tcPr>
             <w:cnfStyle w:val="001000000000" w:firstRow="0" w:lastRow="0" w:firstColumn="1" w:lastColumn="0" w:oddVBand="0" w:evenVBand="0" w:oddHBand="0" w:evenHBand="0" w:firstRowFirstColumn="0" w:firstRowLastColumn="0" w:lastRowFirstColumn="0" w:lastRowLastColumn="0"/>
-            <w:tcW w:w="1344" w:type="dxa"/>
+            <w:tcW w:w="1881" w:type="dxa"/>
           </w:tcPr>
           <w:p>
             <w:r>
               <w:rPr>
                 <w:sz w:val="18"/>
               </w:rPr>
-              <w:t>2</w:t>
-            </w:r>
-          </w:p>
-        </w:tc>
-        <w:tc>
-          <w:tcPr>
-            <w:tcW w:w="1344" w:type="dxa"/>
+              <w:t>PIVIC 2023/2024 - Projeto Vesperto, orientador Prof. Joaquim Quinteiro Uchôa</w:t>
+            </w:r>
+          </w:p>
+        </w:tc>
+        <w:tc>
+          <w:tcPr>
+            <w:tcW w:w="1881" w:type="dxa"/>
           </w:tcPr>
           <w:p>
             <w:pPr>
@@ -1262,13 +1163,13 @@
               <w:rPr>
                 <w:sz w:val="18"/>
               </w:rPr>
-              <w:t>[preencher]</w:t>
-            </w:r>
-          </w:p>
-        </w:tc>
-        <w:tc>
-          <w:tcPr>
-            <w:tcW w:w="1344" w:type="dxa"/>
+              <w:t>ago/2023 a jul/2024</w:t>
+            </w:r>
+          </w:p>
+        </w:tc>
+        <w:tc>
+          <w:tcPr>
+            <w:tcW w:w="1881" w:type="dxa"/>
           </w:tcPr>
           <w:p>
             <w:pPr>
@@ -1278,13 +1179,13 @@
               <w:rPr>
                 <w:sz w:val="18"/>
               </w:rPr>
-              <w:t>[preencher]</w:t>
-            </w:r>
-          </w:p>
-        </w:tc>
-        <w:tc>
-          <w:tcPr>
-            <w:tcW w:w="1344" w:type="dxa"/>
+              <w:t>A confirmar no certificado</w:t>
+            </w:r>
+          </w:p>
+        </w:tc>
+        <w:tc>
+          <w:tcPr>
+            <w:tcW w:w="1881" w:type="dxa"/>
           </w:tcPr>
           <w:p>
             <w:pPr>
@@ -1294,13 +1195,13 @@
               <w:rPr>
                 <w:sz w:val="18"/>
               </w:rPr>
-              <w:t>[ano]</w:t>
-            </w:r>
-          </w:p>
-        </w:tc>
-        <w:tc>
-          <w:tcPr>
-            <w:tcW w:w="1344" w:type="dxa"/>
+              <w:t>ACE - Grupo I (Programa de Extensão)</w:t>
+            </w:r>
+          </w:p>
+        </w:tc>
+        <w:tc>
+          <w:tcPr>
+            <w:tcW w:w="1881" w:type="dxa"/>
           </w:tcPr>
           <w:p>
             <w:pPr>
@@ -1310,39 +1211,7 @@
               <w:rPr>
                 <w:sz w:val="18"/>
               </w:rPr>
-              <w:t>[h]</w:t>
-            </w:r>
-          </w:p>
-        </w:tc>
-        <w:tc>
-          <w:tcPr>
-            <w:tcW w:w="1344" w:type="dxa"/>
-          </w:tcPr>
-          <w:p>
-            <w:pPr>
-              <w:cnfStyle w:val="000000010000" w:firstRow="0" w:lastRow="0" w:firstColumn="0" w:lastColumn="0" w:oddVBand="0" w:evenVBand="0" w:oddHBand="0" w:evenHBand="1" w:firstRowFirstColumn="0" w:firstRowLastColumn="0" w:lastRowFirstColumn="0" w:lastRowLastColumn="0"/>
-            </w:pPr>
-            <w:r>
-              <w:rPr>
-                <w:sz w:val="18"/>
-              </w:rPr>
-              <w:t>[sim/não]</w:t>
-            </w:r>
-          </w:p>
-        </w:tc>
-        <w:tc>
-          <w:tcPr>
-            <w:tcW w:w="1344" w:type="dxa"/>
-          </w:tcPr>
-          <w:p>
-            <w:pPr>
-              <w:cnfStyle w:val="000000010000" w:firstRow="0" w:lastRow="0" w:firstColumn="0" w:lastColumn="0" w:oddVBand="0" w:evenVBand="0" w:oddHBand="0" w:evenHBand="1" w:firstRowFirstColumn="0" w:firstRowLastColumn="0" w:lastRowFirstColumn="0" w:lastRowLastColumn="0"/>
-            </w:pPr>
-            <w:r>
-              <w:rPr>
-                <w:sz w:val="18"/>
-              </w:rPr>
-              <w:t>[pág.]</w:t>
+              <w:t>Certificado a emitir junto à PRP/UFLA após o relatório final do programa</w:t>
             </w:r>
           </w:p>
         </w:tc>
@@ -1354,20 +1223,20 @@
         <w:tc>
           <w:tcPr>
             <w:cnfStyle w:val="001000000000" w:firstRow="0" w:lastRow="0" w:firstColumn="1" w:lastColumn="0" w:oddVBand="0" w:evenVBand="0" w:oddHBand="0" w:evenHBand="0" w:firstRowFirstColumn="0" w:firstRowLastColumn="0" w:lastRowFirstColumn="0" w:lastRowLastColumn="0"/>
-            <w:tcW w:w="1344" w:type="dxa"/>
+            <w:tcW w:w="1881" w:type="dxa"/>
           </w:tcPr>
           <w:p>
             <w:r>
               <w:rPr>
                 <w:sz w:val="18"/>
               </w:rPr>
-              <w:t>3</w:t>
-            </w:r>
-          </w:p>
-        </w:tc>
-        <w:tc>
-          <w:tcPr>
-            <w:tcW w:w="1344" w:type="dxa"/>
+              <w:t>Comp Júnior (membro ativo, 40 h/mês)</w:t>
+            </w:r>
+          </w:p>
+        </w:tc>
+        <w:tc>
+          <w:tcPr>
+            <w:tcW w:w="1881" w:type="dxa"/>
           </w:tcPr>
           <w:p>
             <w:pPr>
@@ -1377,13 +1246,13 @@
               <w:rPr>
                 <w:sz w:val="18"/>
               </w:rPr>
-              <w:t>[preencher]</w:t>
-            </w:r>
-          </w:p>
-        </w:tc>
-        <w:tc>
-          <w:tcPr>
-            <w:tcW w:w="1344" w:type="dxa"/>
+              <w:t>Início de 2026 até a presente data; em andamento</w:t>
+            </w:r>
+          </w:p>
+        </w:tc>
+        <w:tc>
+          <w:tcPr>
+            <w:tcW w:w="1881" w:type="dxa"/>
           </w:tcPr>
           <w:p>
             <w:pPr>
@@ -1393,13 +1262,13 @@
               <w:rPr>
                 <w:sz w:val="18"/>
               </w:rPr>
-              <w:t>[preencher]</w:t>
-            </w:r>
-          </w:p>
-        </w:tc>
-        <w:tc>
-          <w:tcPr>
-            <w:tcW w:w="1344" w:type="dxa"/>
+              <w:t>Estimativa: ~480 h até o fim de 2026 (40 h x 12 meses)</w:t>
+            </w:r>
+          </w:p>
+        </w:tc>
+        <w:tc>
+          <w:tcPr>
+            <w:tcW w:w="1881" w:type="dxa"/>
           </w:tcPr>
           <w:p>
             <w:pPr>
@@ -1409,13 +1278,13 @@
               <w:rPr>
                 <w:sz w:val="18"/>
               </w:rPr>
-              <w:t>[ano]</w:t>
-            </w:r>
-          </w:p>
-        </w:tc>
-        <w:tc>
-          <w:tcPr>
-            <w:tcW w:w="1344" w:type="dxa"/>
+              <w:t>ACE - Grupo II (Projeto de Extensão), a confirmar</w:t>
+            </w:r>
+          </w:p>
+        </w:tc>
+        <w:tc>
+          <w:tcPr>
+            <w:tcW w:w="1881" w:type="dxa"/>
           </w:tcPr>
           <w:p>
             <w:pPr>
@@ -1425,13 +1294,252 @@
               <w:rPr>
                 <w:sz w:val="18"/>
               </w:rPr>
-              <w:t>[h]</w:t>
-            </w:r>
-          </w:p>
-        </w:tc>
-        <w:tc>
-          <w:tcPr>
-            <w:tcW w:w="1344" w:type="dxa"/>
+              <w:t>Declaração a emitir pela diretoria da Comp Júnior ao fim do vínculo</w:t>
+            </w:r>
+          </w:p>
+        </w:tc>
+      </w:tr>
+    </w:tbl>
+    <w:p>
+      <w:pPr>
+        <w:spacing w:before="120" w:after="120"/>
+        <w:ind w:firstLine="709"/>
+        <w:jc w:val="both"/>
+      </w:pPr>
+      <w:r>
+        <w:t>Distribuição entre as duas modalidades adotada neste relatório:</w:t>
+      </w:r>
+    </w:p>
+    <w:p>
+      <w:pPr>
+        <w:pStyle w:val="Commarcadores"/>
+        <w:spacing w:after="80"/>
+      </w:pPr>
+      <w:r>
+        <w:rPr>
+          <w:b/>
+        </w:rPr>
+        <w:t xml:space="preserve">CCC. </w:t>
+      </w:r>
+      <w:r>
+        <w:t>CCC (84 h exigidas): o curso do NESCAU (85 h) foi utilizado para preencher essa cota. O processo já foi protocolado e deferido no Portal SEI da UFLA (nº 23090.007482/2024-48); o requisito de CCC está integralmente cumprido.</w:t>
+      </w:r>
+    </w:p>
+    <w:p>
+      <w:pPr>
+        <w:pStyle w:val="Commarcadores"/>
+        <w:spacing w:after="80"/>
+      </w:pPr>
+      <w:r>
+        <w:rPr>
+          <w:b/>
+        </w:rPr>
+        <w:t xml:space="preserve">ACE. </w:t>
+      </w:r>
+      <w:r>
+        <w:t>ACE (318 h exigidas, conforme informação do professor da disciplina): serão utilizadas duas atividades complementares. No Grupo I (Programas de Extensão), o PIVIC 2023/2024 - Projeto Vesperto, orientado pelo Prof. Joaquim Quinteiro Uchôa. No Grupo II (Projetos de Extensão), a atuação na Comp Júnior, com 40 horas mensais desde janeiro de 2026, que totaliza estimativamente 480 horas até o fim de 2026 (40 h x 12 meses). A combinação das duas atividades cobre com folga as 318 horas exigidas. Cabe confirmar com a Coordenação do BSI o enquadramento do PIVIC no Grupo I e com a diretoria da Comp Júnior se a empresa está cadastrada como Projeto de Extensão na PROEC, condição necessária para o Grupo II.</w:t>
+      </w:r>
+    </w:p>
+    <w:p>
+      <w:r>
+        <w:lastRenderedPageBreak/>
+        <w:br w:type="page"/>
+      </w:r>
+    </w:p>
+    <w:p>
+      <w:pPr>
+        <w:spacing w:before="360" w:after="240"/>
+      </w:pPr>
+      <w:r>
+        <w:rPr>
+          <w:b/>
+          <w:sz w:val="28"/>
+        </w:rPr>
+        <w:lastRenderedPageBreak/>
+        <w:t>5 FORMULÁRIOS PRELIMINARES</w:t>
+      </w:r>
+    </w:p>
+    <w:p>
+      <w:pPr>
+        <w:spacing w:before="240" w:after="120"/>
+      </w:pPr>
+      <w:r>
+        <w:rPr>
+          <w:b/>
+        </w:rPr>
+        <w:t>5.1 Formulário II - CCC</w:t>
+      </w:r>
+    </w:p>
+    <w:p>
+      <w:pPr>
+        <w:spacing w:after="120"/>
+        <w:jc w:val="both"/>
+      </w:pPr>
+      <w:r>
+        <w:t>Nome: Lucas Henrique Lopes Costa     Registro acadêmico: 202310205</w:t>
+      </w:r>
+    </w:p>
+    <w:p>
+      <w:pPr>
+        <w:spacing w:after="120"/>
+        <w:jc w:val="both"/>
+      </w:pPr>
+      <w:r>
+        <w:t>Curso: Bacharelado em Sistemas de Informação</w:t>
+      </w:r>
+    </w:p>
+    <w:p>
+      <w:pPr>
+        <w:spacing w:after="120"/>
+        <w:jc w:val="both"/>
+      </w:pPr>
+      <w:r>
+        <w:t>Matriz: G014 - 2023/01</w:t>
+      </w:r>
+    </w:p>
+    <w:p>
+      <w:pPr>
+        <w:spacing w:after="120"/>
+        <w:jc w:val="both"/>
+      </w:pPr>
+      <w:r>
+        <w:t>Carga horária complementar exigida na matriz: 84 horas (7 pontos de Atividade Curricular).</w:t>
+      </w:r>
+    </w:p>
+    <w:tbl>
+      <w:tblPr>
+        <w:tblStyle w:val="GradeClara"/>
+        <w:tblW w:w="0" w:type="auto"/>
+        <w:tblLook w:val="04A0" w:firstRow="1" w:lastRow="0" w:firstColumn="1" w:lastColumn="0" w:noHBand="0" w:noVBand="1"/>
+      </w:tblPr>
+      <w:tblGrid>
+        <w:gridCol w:w="1517"/>
+        <w:gridCol w:w="1977"/>
+        <w:gridCol w:w="1544"/>
+        <w:gridCol w:w="1524"/>
+        <w:gridCol w:w="1524"/>
+        <w:gridCol w:w="1535"/>
+      </w:tblGrid>
+      <w:tr>
+        <w:trPr>
+          <w:cnfStyle w:val="100000000000" w:firstRow="1" w:lastRow="0" w:firstColumn="0" w:lastColumn="0" w:oddVBand="0" w:evenVBand="0" w:oddHBand="0" w:evenHBand="0" w:firstRowFirstColumn="0" w:firstRowLastColumn="0" w:lastRowFirstColumn="0" w:lastRowLastColumn="0"/>
+        </w:trPr>
+        <w:tc>
+          <w:tcPr>
+            <w:cnfStyle w:val="001000000000" w:firstRow="0" w:lastRow="0" w:firstColumn="1" w:lastColumn="0" w:oddVBand="0" w:evenVBand="0" w:oddHBand="0" w:evenHBand="0" w:firstRowFirstColumn="0" w:firstRowLastColumn="0" w:lastRowFirstColumn="0" w:lastRowLastColumn="0"/>
+            <w:tcW w:w="1567" w:type="dxa"/>
+          </w:tcPr>
+          <w:p>
+            <w:r>
+              <w:rPr>
+                <w:sz w:val="18"/>
+              </w:rPr>
+              <w:t>Nº</w:t>
+            </w:r>
+          </w:p>
+        </w:tc>
+        <w:tc>
+          <w:tcPr>
+            <w:tcW w:w="1567" w:type="dxa"/>
+          </w:tcPr>
+          <w:p>
+            <w:pPr>
+              <w:cnfStyle w:val="100000000000" w:firstRow="1" w:lastRow="0" w:firstColumn="0" w:lastColumn="0" w:oddVBand="0" w:evenVBand="0" w:oddHBand="0" w:evenHBand="0" w:firstRowFirstColumn="0" w:firstRowLastColumn="0" w:lastRowFirstColumn="0" w:lastRowLastColumn="0"/>
+            </w:pPr>
+            <w:r>
+              <w:rPr>
+                <w:sz w:val="18"/>
+              </w:rPr>
+              <w:t>Atividade</w:t>
+            </w:r>
+          </w:p>
+        </w:tc>
+        <w:tc>
+          <w:tcPr>
+            <w:tcW w:w="1567" w:type="dxa"/>
+          </w:tcPr>
+          <w:p>
+            <w:pPr>
+              <w:cnfStyle w:val="100000000000" w:firstRow="1" w:lastRow="0" w:firstColumn="0" w:lastColumn="0" w:oddVBand="0" w:evenVBand="0" w:oddHBand="0" w:evenHBand="0" w:firstRowFirstColumn="0" w:firstRowLastColumn="0" w:lastRowFirstColumn="0" w:lastRowLastColumn="0"/>
+            </w:pPr>
+            <w:r>
+              <w:rPr>
+                <w:sz w:val="18"/>
+              </w:rPr>
+              <w:t>Categoria</w:t>
+            </w:r>
+          </w:p>
+        </w:tc>
+        <w:tc>
+          <w:tcPr>
+            <w:tcW w:w="1567" w:type="dxa"/>
+          </w:tcPr>
+          <w:p>
+            <w:pPr>
+              <w:cnfStyle w:val="100000000000" w:firstRow="1" w:lastRow="0" w:firstColumn="0" w:lastColumn="0" w:oddVBand="0" w:evenVBand="0" w:oddHBand="0" w:evenHBand="0" w:firstRowFirstColumn="0" w:firstRowLastColumn="0" w:lastRowFirstColumn="0" w:lastRowLastColumn="0"/>
+            </w:pPr>
+            <w:r>
+              <w:rPr>
+                <w:sz w:val="18"/>
+              </w:rPr>
+              <w:t>Ano</w:t>
+            </w:r>
+          </w:p>
+        </w:tc>
+        <w:tc>
+          <w:tcPr>
+            <w:tcW w:w="1567" w:type="dxa"/>
+          </w:tcPr>
+          <w:p>
+            <w:pPr>
+              <w:cnfStyle w:val="100000000000" w:firstRow="1" w:lastRow="0" w:firstColumn="0" w:lastColumn="0" w:oddVBand="0" w:evenVBand="0" w:oddHBand="0" w:evenHBand="0" w:firstRowFirstColumn="0" w:firstRowLastColumn="0" w:lastRowFirstColumn="0" w:lastRowLastColumn="0"/>
+            </w:pPr>
+            <w:r>
+              <w:rPr>
+                <w:sz w:val="18"/>
+              </w:rPr>
+              <w:t>C.H. (h)</w:t>
+            </w:r>
+          </w:p>
+        </w:tc>
+        <w:tc>
+          <w:tcPr>
+            <w:tcW w:w="1567" w:type="dxa"/>
+          </w:tcPr>
+          <w:p>
+            <w:pPr>
+              <w:cnfStyle w:val="100000000000" w:firstRow="1" w:lastRow="0" w:firstColumn="0" w:lastColumn="0" w:oddVBand="0" w:evenVBand="0" w:oddHBand="0" w:evenHBand="0" w:firstRowFirstColumn="0" w:firstRowLastColumn="0" w:lastRowFirstColumn="0" w:lastRowLastColumn="0"/>
+            </w:pPr>
+            <w:r>
+              <w:rPr>
+                <w:sz w:val="18"/>
+              </w:rPr>
+              <w:t>Páginas</w:t>
+            </w:r>
+          </w:p>
+        </w:tc>
+      </w:tr>
+      <w:tr>
+        <w:trPr>
+          <w:cnfStyle w:val="000000100000" w:firstRow="0" w:lastRow="0" w:firstColumn="0" w:lastColumn="0" w:oddVBand="0" w:evenVBand="0" w:oddHBand="1" w:evenHBand="0" w:firstRowFirstColumn="0" w:firstRowLastColumn="0" w:lastRowFirstColumn="0" w:lastRowLastColumn="0"/>
+        </w:trPr>
+        <w:tc>
+          <w:tcPr>
+            <w:cnfStyle w:val="001000000000" w:firstRow="0" w:lastRow="0" w:firstColumn="1" w:lastColumn="0" w:oddVBand="0" w:evenVBand="0" w:oddHBand="0" w:evenHBand="0" w:firstRowFirstColumn="0" w:firstRowLastColumn="0" w:lastRowFirstColumn="0" w:lastRowLastColumn="0"/>
+            <w:tcW w:w="1567" w:type="dxa"/>
+          </w:tcPr>
+          <w:p>
+            <w:r>
+              <w:rPr>
+                <w:sz w:val="18"/>
+              </w:rPr>
+              <w:t>1</w:t>
+            </w:r>
+          </w:p>
+        </w:tc>
+        <w:tc>
+          <w:tcPr>
+            <w:tcW w:w="1567" w:type="dxa"/>
           </w:tcPr>
           <w:p>
             <w:pPr>
@@ -1441,13 +1549,13 @@
               <w:rPr>
                 <w:sz w:val="18"/>
               </w:rPr>
-              <w:t>[sim/não]</w:t>
-            </w:r>
-          </w:p>
-        </w:tc>
-        <w:tc>
-          <w:tcPr>
-            <w:tcW w:w="1344" w:type="dxa"/>
+              <w:t>NESCAU - Praticando Bug Hunting e Pentest na Web: Curso de Reconhecimento (PROEC/UFLA). Protocolo 857E20.007555.21E24F</w:t>
+            </w:r>
+          </w:p>
+        </w:tc>
+        <w:tc>
+          <w:tcPr>
+            <w:tcW w:w="1567" w:type="dxa"/>
           </w:tcPr>
           <w:p>
             <w:pPr>
@@ -1457,7 +1565,55 @@
               <w:rPr>
                 <w:sz w:val="18"/>
               </w:rPr>
-              <w:t>[pág.]</w:t>
+              <w:t>Curso de extensão / atualização</w:t>
+            </w:r>
+          </w:p>
+        </w:tc>
+        <w:tc>
+          <w:tcPr>
+            <w:tcW w:w="1567" w:type="dxa"/>
+          </w:tcPr>
+          <w:p>
+            <w:pPr>
+              <w:cnfStyle w:val="000000100000" w:firstRow="0" w:lastRow="0" w:firstColumn="0" w:lastColumn="0" w:oddVBand="0" w:evenVBand="0" w:oddHBand="1" w:evenHBand="0" w:firstRowFirstColumn="0" w:firstRowLastColumn="0" w:lastRowFirstColumn="0" w:lastRowLastColumn="0"/>
+            </w:pPr>
+            <w:r>
+              <w:rPr>
+                <w:sz w:val="18"/>
+              </w:rPr>
+              <w:t>2023</w:t>
+            </w:r>
+          </w:p>
+        </w:tc>
+        <w:tc>
+          <w:tcPr>
+            <w:tcW w:w="1567" w:type="dxa"/>
+          </w:tcPr>
+          <w:p>
+            <w:pPr>
+              <w:cnfStyle w:val="000000100000" w:firstRow="0" w:lastRow="0" w:firstColumn="0" w:lastColumn="0" w:oddVBand="0" w:evenVBand="0" w:oddHBand="1" w:evenHBand="0" w:firstRowFirstColumn="0" w:firstRowLastColumn="0" w:lastRowFirstColumn="0" w:lastRowLastColumn="0"/>
+            </w:pPr>
+            <w:r>
+              <w:rPr>
+                <w:sz w:val="18"/>
+              </w:rPr>
+              <w:t>85</w:t>
+            </w:r>
+          </w:p>
+        </w:tc>
+        <w:tc>
+          <w:tcPr>
+            <w:tcW w:w="1567" w:type="dxa"/>
+          </w:tcPr>
+          <w:p>
+            <w:pPr>
+              <w:cnfStyle w:val="000000100000" w:firstRow="0" w:lastRow="0" w:firstColumn="0" w:lastColumn="0" w:oddVBand="0" w:evenVBand="0" w:oddHBand="1" w:evenHBand="0" w:firstRowFirstColumn="0" w:firstRowLastColumn="0" w:lastRowFirstColumn="0" w:lastRowLastColumn="0"/>
+            </w:pPr>
+            <w:r>
+              <w:rPr>
+                <w:sz w:val="18"/>
+              </w:rPr>
+              <w:t>1</w:t>
             </w:r>
           </w:p>
         </w:tc>
@@ -1469,20 +1625,13 @@
         <w:tc>
           <w:tcPr>
             <w:cnfStyle w:val="001000000000" w:firstRow="0" w:lastRow="0" w:firstColumn="1" w:lastColumn="0" w:oddVBand="0" w:evenVBand="0" w:oddHBand="0" w:evenHBand="0" w:firstRowFirstColumn="0" w:firstRowLastColumn="0" w:lastRowFirstColumn="0" w:lastRowLastColumn="0"/>
-            <w:tcW w:w="1344" w:type="dxa"/>
-          </w:tcPr>
-          <w:p>
-            <w:r>
-              <w:rPr>
-                <w:sz w:val="18"/>
-              </w:rPr>
-              <w:t>4</w:t>
-            </w:r>
-          </w:p>
-        </w:tc>
-        <w:tc>
-          <w:tcPr>
-            <w:tcW w:w="1344" w:type="dxa"/>
+            <w:tcW w:w="1567" w:type="dxa"/>
+          </w:tcPr>
+          <w:p/>
+        </w:tc>
+        <w:tc>
+          <w:tcPr>
+            <w:tcW w:w="1567" w:type="dxa"/>
           </w:tcPr>
           <w:p>
             <w:pPr>
@@ -1492,45 +1641,33 @@
               <w:rPr>
                 <w:sz w:val="18"/>
               </w:rPr>
-              <w:t>[preencher]</w:t>
-            </w:r>
-          </w:p>
-        </w:tc>
-        <w:tc>
-          <w:tcPr>
-            <w:tcW w:w="1344" w:type="dxa"/>
+              <w:t>Total comprovado</w:t>
+            </w:r>
+          </w:p>
+        </w:tc>
+        <w:tc>
+          <w:tcPr>
+            <w:tcW w:w="1567" w:type="dxa"/>
           </w:tcPr>
           <w:p>
             <w:pPr>
               <w:cnfStyle w:val="000000010000" w:firstRow="0" w:lastRow="0" w:firstColumn="0" w:lastColumn="0" w:oddVBand="0" w:evenVBand="0" w:oddHBand="0" w:evenHBand="1" w:firstRowFirstColumn="0" w:firstRowLastColumn="0" w:lastRowFirstColumn="0" w:lastRowLastColumn="0"/>
             </w:pPr>
-            <w:r>
-              <w:rPr>
-                <w:sz w:val="18"/>
-              </w:rPr>
-              <w:t>[preencher]</w:t>
-            </w:r>
-          </w:p>
-        </w:tc>
-        <w:tc>
-          <w:tcPr>
-            <w:tcW w:w="1344" w:type="dxa"/>
+          </w:p>
+        </w:tc>
+        <w:tc>
+          <w:tcPr>
+            <w:tcW w:w="1567" w:type="dxa"/>
           </w:tcPr>
           <w:p>
             <w:pPr>
               <w:cnfStyle w:val="000000010000" w:firstRow="0" w:lastRow="0" w:firstColumn="0" w:lastColumn="0" w:oddVBand="0" w:evenVBand="0" w:oddHBand="0" w:evenHBand="1" w:firstRowFirstColumn="0" w:firstRowLastColumn="0" w:lastRowFirstColumn="0" w:lastRowLastColumn="0"/>
             </w:pPr>
-            <w:r>
-              <w:rPr>
-                <w:sz w:val="18"/>
-              </w:rPr>
-              <w:t>[ano]</w:t>
-            </w:r>
-          </w:p>
-        </w:tc>
-        <w:tc>
-          <w:tcPr>
-            <w:tcW w:w="1344" w:type="dxa"/>
+          </w:p>
+        </w:tc>
+        <w:tc>
+          <w:tcPr>
+            <w:tcW w:w="1567" w:type="dxa"/>
           </w:tcPr>
           <w:p>
             <w:pPr>
@@ -1540,40 +1677,18 @@
               <w:rPr>
                 <w:sz w:val="18"/>
               </w:rPr>
-              <w:t>[h]</w:t>
-            </w:r>
-          </w:p>
-        </w:tc>
-        <w:tc>
-          <w:tcPr>
-            <w:tcW w:w="1344" w:type="dxa"/>
+              <w:t>85</w:t>
+            </w:r>
+          </w:p>
+        </w:tc>
+        <w:tc>
+          <w:tcPr>
+            <w:tcW w:w="1567" w:type="dxa"/>
           </w:tcPr>
           <w:p>
             <w:pPr>
               <w:cnfStyle w:val="000000010000" w:firstRow="0" w:lastRow="0" w:firstColumn="0" w:lastColumn="0" w:oddVBand="0" w:evenVBand="0" w:oddHBand="0" w:evenHBand="1" w:firstRowFirstColumn="0" w:firstRowLastColumn="0" w:lastRowFirstColumn="0" w:lastRowLastColumn="0"/>
             </w:pPr>
-            <w:r>
-              <w:rPr>
-                <w:sz w:val="18"/>
-              </w:rPr>
-              <w:t>[sim/não]</w:t>
-            </w:r>
-          </w:p>
-        </w:tc>
-        <w:tc>
-          <w:tcPr>
-            <w:tcW w:w="1344" w:type="dxa"/>
-          </w:tcPr>
-          <w:p>
-            <w:pPr>
-              <w:cnfStyle w:val="000000010000" w:firstRow="0" w:lastRow="0" w:firstColumn="0" w:lastColumn="0" w:oddVBand="0" w:evenVBand="0" w:oddHBand="0" w:evenHBand="1" w:firstRowFirstColumn="0" w:firstRowLastColumn="0" w:lastRowFirstColumn="0" w:lastRowLastColumn="0"/>
-            </w:pPr>
-            <w:r>
-              <w:rPr>
-                <w:sz w:val="18"/>
-              </w:rPr>
-              <w:t>[pág.]</w:t>
-            </w:r>
           </w:p>
         </w:tc>
       </w:tr>
@@ -1584,20 +1699,13 @@
         <w:tc>
           <w:tcPr>
             <w:cnfStyle w:val="001000000000" w:firstRow="0" w:lastRow="0" w:firstColumn="1" w:lastColumn="0" w:oddVBand="0" w:evenVBand="0" w:oddHBand="0" w:evenHBand="0" w:firstRowFirstColumn="0" w:firstRowLastColumn="0" w:lastRowFirstColumn="0" w:lastRowLastColumn="0"/>
-            <w:tcW w:w="1344" w:type="dxa"/>
-          </w:tcPr>
-          <w:p>
-            <w:r>
-              <w:rPr>
-                <w:sz w:val="18"/>
-              </w:rPr>
-              <w:t>5</w:t>
-            </w:r>
-          </w:p>
-        </w:tc>
-        <w:tc>
-          <w:tcPr>
-            <w:tcW w:w="1344" w:type="dxa"/>
+            <w:tcW w:w="1567" w:type="dxa"/>
+          </w:tcPr>
+          <w:p/>
+        </w:tc>
+        <w:tc>
+          <w:tcPr>
+            <w:tcW w:w="1567" w:type="dxa"/>
           </w:tcPr>
           <w:p>
             <w:pPr>
@@ -1607,45 +1715,33 @@
               <w:rPr>
                 <w:sz w:val="18"/>
               </w:rPr>
-              <w:t>[preencher]</w:t>
-            </w:r>
-          </w:p>
-        </w:tc>
-        <w:tc>
-          <w:tcPr>
-            <w:tcW w:w="1344" w:type="dxa"/>
+              <w:t>Total exigido</w:t>
+            </w:r>
+          </w:p>
+        </w:tc>
+        <w:tc>
+          <w:tcPr>
+            <w:tcW w:w="1567" w:type="dxa"/>
           </w:tcPr>
           <w:p>
             <w:pPr>
               <w:cnfStyle w:val="000000100000" w:firstRow="0" w:lastRow="0" w:firstColumn="0" w:lastColumn="0" w:oddVBand="0" w:evenVBand="0" w:oddHBand="1" w:evenHBand="0" w:firstRowFirstColumn="0" w:firstRowLastColumn="0" w:lastRowFirstColumn="0" w:lastRowLastColumn="0"/>
             </w:pPr>
-            <w:r>
-              <w:rPr>
-                <w:sz w:val="18"/>
-              </w:rPr>
-              <w:t>[preencher]</w:t>
-            </w:r>
-          </w:p>
-        </w:tc>
-        <w:tc>
-          <w:tcPr>
-            <w:tcW w:w="1344" w:type="dxa"/>
+          </w:p>
+        </w:tc>
+        <w:tc>
+          <w:tcPr>
+            <w:tcW w:w="1567" w:type="dxa"/>
           </w:tcPr>
           <w:p>
             <w:pPr>
               <w:cnfStyle w:val="000000100000" w:firstRow="0" w:lastRow="0" w:firstColumn="0" w:lastColumn="0" w:oddVBand="0" w:evenVBand="0" w:oddHBand="1" w:evenHBand="0" w:firstRowFirstColumn="0" w:firstRowLastColumn="0" w:lastRowFirstColumn="0" w:lastRowLastColumn="0"/>
             </w:pPr>
-            <w:r>
-              <w:rPr>
-                <w:sz w:val="18"/>
-              </w:rPr>
-              <w:t>[ano]</w:t>
-            </w:r>
-          </w:p>
-        </w:tc>
-        <w:tc>
-          <w:tcPr>
-            <w:tcW w:w="1344" w:type="dxa"/>
+          </w:p>
+        </w:tc>
+        <w:tc>
+          <w:tcPr>
+            <w:tcW w:w="1567" w:type="dxa"/>
           </w:tcPr>
           <w:p>
             <w:pPr>
@@ -1655,40 +1751,18 @@
               <w:rPr>
                 <w:sz w:val="18"/>
               </w:rPr>
-              <w:t>[h]</w:t>
-            </w:r>
-          </w:p>
-        </w:tc>
-        <w:tc>
-          <w:tcPr>
-            <w:tcW w:w="1344" w:type="dxa"/>
+              <w:t>84</w:t>
+            </w:r>
+          </w:p>
+        </w:tc>
+        <w:tc>
+          <w:tcPr>
+            <w:tcW w:w="1567" w:type="dxa"/>
           </w:tcPr>
           <w:p>
             <w:pPr>
               <w:cnfStyle w:val="000000100000" w:firstRow="0" w:lastRow="0" w:firstColumn="0" w:lastColumn="0" w:oddVBand="0" w:evenVBand="0" w:oddHBand="1" w:evenHBand="0" w:firstRowFirstColumn="0" w:firstRowLastColumn="0" w:lastRowFirstColumn="0" w:lastRowLastColumn="0"/>
             </w:pPr>
-            <w:r>
-              <w:rPr>
-                <w:sz w:val="18"/>
-              </w:rPr>
-              <w:t>[sim/não]</w:t>
-            </w:r>
-          </w:p>
-        </w:tc>
-        <w:tc>
-          <w:tcPr>
-            <w:tcW w:w="1344" w:type="dxa"/>
-          </w:tcPr>
-          <w:p>
-            <w:pPr>
-              <w:cnfStyle w:val="000000100000" w:firstRow="0" w:lastRow="0" w:firstColumn="0" w:lastColumn="0" w:oddVBand="0" w:evenVBand="0" w:oddHBand="1" w:evenHBand="0" w:firstRowFirstColumn="0" w:firstRowLastColumn="0" w:lastRowFirstColumn="0" w:lastRowLastColumn="0"/>
-            </w:pPr>
-            <w:r>
-              <w:rPr>
-                <w:sz w:val="18"/>
-              </w:rPr>
-              <w:t>[pág.]</w:t>
-            </w:r>
           </w:p>
         </w:tc>
       </w:tr>
@@ -1699,13 +1773,13 @@
         <w:tc>
           <w:tcPr>
             <w:cnfStyle w:val="001000000000" w:firstRow="0" w:lastRow="0" w:firstColumn="1" w:lastColumn="0" w:oddVBand="0" w:evenVBand="0" w:oddHBand="0" w:evenHBand="0" w:firstRowFirstColumn="0" w:firstRowLastColumn="0" w:lastRowFirstColumn="0" w:lastRowLastColumn="0"/>
-            <w:tcW w:w="1344" w:type="dxa"/>
+            <w:tcW w:w="1567" w:type="dxa"/>
           </w:tcPr>
           <w:p/>
         </w:tc>
         <w:tc>
           <w:tcPr>
-            <w:tcW w:w="1344" w:type="dxa"/>
+            <w:tcW w:w="1567" w:type="dxa"/>
           </w:tcPr>
           <w:p>
             <w:pPr>
@@ -1715,23 +1789,29 @@
               <w:rPr>
                 <w:sz w:val="18"/>
               </w:rPr>
-              <w:t>Total de horas CCC</w:t>
-            </w:r>
-          </w:p>
-        </w:tc>
-        <w:tc>
-          <w:tcPr>
-            <w:tcW w:w="1344" w:type="dxa"/>
+              <w:t>Situação</w:t>
+            </w:r>
+          </w:p>
+        </w:tc>
+        <w:tc>
+          <w:tcPr>
+            <w:tcW w:w="1567" w:type="dxa"/>
           </w:tcPr>
           <w:p>
             <w:pPr>
               <w:cnfStyle w:val="000000010000" w:firstRow="0" w:lastRow="0" w:firstColumn="0" w:lastColumn="0" w:oddVBand="0" w:evenVBand="0" w:oddHBand="0" w:evenHBand="1" w:firstRowFirstColumn="0" w:firstRowLastColumn="0" w:lastRowFirstColumn="0" w:lastRowLastColumn="0"/>
             </w:pPr>
-          </w:p>
-        </w:tc>
-        <w:tc>
-          <w:tcPr>
-            <w:tcW w:w="1344" w:type="dxa"/>
+            <w:r>
+              <w:rPr>
+                <w:sz w:val="18"/>
+              </w:rPr>
+              <w:t>ATENDE o requisito mínimo (85 h ≥ 84 h)</w:t>
+            </w:r>
+          </w:p>
+        </w:tc>
+        <w:tc>
+          <w:tcPr>
+            <w:tcW w:w="1567" w:type="dxa"/>
           </w:tcPr>
           <w:p>
             <w:pPr>
@@ -1741,33 +1821,17 @@
         </w:tc>
         <w:tc>
           <w:tcPr>
-            <w:tcW w:w="1344" w:type="dxa"/>
+            <w:tcW w:w="1567" w:type="dxa"/>
           </w:tcPr>
           <w:p>
             <w:pPr>
               <w:cnfStyle w:val="000000010000" w:firstRow="0" w:lastRow="0" w:firstColumn="0" w:lastColumn="0" w:oddVBand="0" w:evenVBand="0" w:oddHBand="0" w:evenHBand="1" w:firstRowFirstColumn="0" w:firstRowLastColumn="0" w:lastRowFirstColumn="0" w:lastRowLastColumn="0"/>
             </w:pPr>
-            <w:r>
-              <w:rPr>
-                <w:sz w:val="18"/>
-              </w:rPr>
-              <w:t>[soma]</w:t>
-            </w:r>
-          </w:p>
-        </w:tc>
-        <w:tc>
-          <w:tcPr>
-            <w:tcW w:w="1344" w:type="dxa"/>
-          </w:tcPr>
-          <w:p>
-            <w:pPr>
-              <w:cnfStyle w:val="000000010000" w:firstRow="0" w:lastRow="0" w:firstColumn="0" w:lastColumn="0" w:oddVBand="0" w:evenVBand="0" w:oddHBand="0" w:evenHBand="1" w:firstRowFirstColumn="0" w:firstRowLastColumn="0" w:lastRowFirstColumn="0" w:lastRowLastColumn="0"/>
-            </w:pPr>
-          </w:p>
-        </w:tc>
-        <w:tc>
-          <w:tcPr>
-            <w:tcW w:w="1344" w:type="dxa"/>
+          </w:p>
+        </w:tc>
+        <w:tc>
+          <w:tcPr>
+            <w:tcW w:w="1567" w:type="dxa"/>
           </w:tcPr>
           <w:p>
             <w:pPr>
@@ -1785,27 +1849,185 @@
         <w:rPr>
           <w:b/>
         </w:rPr>
-        <w:t>4.2 Requerimento de registro de ACCE's</w:t>
+        <w:t xml:space="preserve">5.2 </w:t>
+      </w:r>
+      <w:proofErr w:type="spellStart"/>
+      <w:r>
+        <w:rPr>
+          <w:b/>
+        </w:rPr>
+        <w:t>Requerimento</w:t>
+      </w:r>
+      <w:proofErr w:type="spellEnd"/>
+      <w:r>
+        <w:rPr>
+          <w:b/>
+        </w:rPr>
+        <w:t xml:space="preserve"> para Registro de Atividades Curriculares Complementares Extensionistas (ACCE's)</w:t>
       </w:r>
     </w:p>
     <w:p>
       <w:pPr>
         <w:spacing w:after="120"/>
+        <w:ind w:firstLine="709"/>
         <w:jc w:val="both"/>
       </w:pPr>
       <w:r>
-        <w:t>Nome: Lucas Henrique Lopes Costa     Registro acadêmico: 202310205</w:t>
+        <w:t>Reproduz-se a seguir o conteúdo a ser transcrito para o formulário oficial 'Requerimento para Registro de Atividades Curriculares Complementares Extensionistas (ACCE's)' do PROGRAD, respeitando a estrutura de cinco grupos prevista pela regulamentação. Carga horária de extensão exigida, conforme informação do professor da disciplina GCC266: 318 horas. Confirmar o valor exato junto à Coordenação do BSI antes do protocolo.</w:t>
       </w:r>
     </w:p>
-    <w:p>
-      <w:pPr>
-        <w:spacing w:after="120"/>
-        <w:jc w:val="both"/>
-      </w:pPr>
-      <w:r>
-        <w:t>Carga horária de extensão exigida na matriz: [preencher conforme SIG] horas.</w:t>
-      </w:r>
-    </w:p>
+    <w:tbl>
+      <w:tblPr>
+        <w:tblStyle w:val="GradeClara"/>
+        <w:tblW w:w="0" w:type="auto"/>
+        <w:tblLook w:val="04A0" w:firstRow="1" w:lastRow="0" w:firstColumn="1" w:lastColumn="0" w:noHBand="0" w:noVBand="1"/>
+      </w:tblPr>
+      <w:tblGrid>
+        <w:gridCol w:w="4702"/>
+        <w:gridCol w:w="4702"/>
+      </w:tblGrid>
+      <w:tr>
+        <w:trPr>
+          <w:cnfStyle w:val="100000000000" w:firstRow="1" w:lastRow="0" w:firstColumn="0" w:lastColumn="0" w:oddVBand="0" w:evenVBand="0" w:oddHBand="0" w:evenHBand="0" w:firstRowFirstColumn="0" w:firstRowLastColumn="0" w:lastRowFirstColumn="0" w:lastRowLastColumn="0"/>
+        </w:trPr>
+        <w:tc>
+          <w:tcPr>
+            <w:cnfStyle w:val="001000000000" w:firstRow="0" w:lastRow="0" w:firstColumn="1" w:lastColumn="0" w:oddVBand="0" w:evenVBand="0" w:oddHBand="0" w:evenHBand="0" w:firstRowFirstColumn="0" w:firstRowLastColumn="0" w:lastRowFirstColumn="0" w:lastRowLastColumn="0"/>
+            <w:tcW w:w="4702" w:type="dxa"/>
+          </w:tcPr>
+          <w:p>
+            <w:r>
+              <w:rPr>
+                <w:sz w:val="18"/>
+              </w:rPr>
+              <w:t>Campo</w:t>
+            </w:r>
+          </w:p>
+        </w:tc>
+        <w:tc>
+          <w:tcPr>
+            <w:tcW w:w="4702" w:type="dxa"/>
+          </w:tcPr>
+          <w:p>
+            <w:pPr>
+              <w:cnfStyle w:val="100000000000" w:firstRow="1" w:lastRow="0" w:firstColumn="0" w:lastColumn="0" w:oddVBand="0" w:evenVBand="0" w:oddHBand="0" w:evenHBand="0" w:firstRowFirstColumn="0" w:firstRowLastColumn="0" w:lastRowFirstColumn="0" w:lastRowLastColumn="0"/>
+            </w:pPr>
+            <w:r>
+              <w:rPr>
+                <w:sz w:val="18"/>
+              </w:rPr>
+              <w:t>Conteúdo</w:t>
+            </w:r>
+          </w:p>
+        </w:tc>
+      </w:tr>
+      <w:tr>
+        <w:trPr>
+          <w:cnfStyle w:val="000000100000" w:firstRow="0" w:lastRow="0" w:firstColumn="0" w:lastColumn="0" w:oddVBand="0" w:evenVBand="0" w:oddHBand="1" w:evenHBand="0" w:firstRowFirstColumn="0" w:firstRowLastColumn="0" w:lastRowFirstColumn="0" w:lastRowLastColumn="0"/>
+        </w:trPr>
+        <w:tc>
+          <w:tcPr>
+            <w:cnfStyle w:val="001000000000" w:firstRow="0" w:lastRow="0" w:firstColumn="1" w:lastColumn="0" w:oddVBand="0" w:evenVBand="0" w:oddHBand="0" w:evenHBand="0" w:firstRowFirstColumn="0" w:firstRowLastColumn="0" w:lastRowFirstColumn="0" w:lastRowLastColumn="0"/>
+            <w:tcW w:w="4702" w:type="dxa"/>
+          </w:tcPr>
+          <w:p>
+            <w:r>
+              <w:rPr>
+                <w:sz w:val="18"/>
+              </w:rPr>
+              <w:t>Nome</w:t>
+            </w:r>
+          </w:p>
+        </w:tc>
+        <w:tc>
+          <w:tcPr>
+            <w:tcW w:w="4702" w:type="dxa"/>
+          </w:tcPr>
+          <w:p>
+            <w:pPr>
+              <w:cnfStyle w:val="000000100000" w:firstRow="0" w:lastRow="0" w:firstColumn="0" w:lastColumn="0" w:oddVBand="0" w:evenVBand="0" w:oddHBand="1" w:evenHBand="0" w:firstRowFirstColumn="0" w:firstRowLastColumn="0" w:lastRowFirstColumn="0" w:lastRowLastColumn="0"/>
+            </w:pPr>
+            <w:r>
+              <w:rPr>
+                <w:sz w:val="18"/>
+              </w:rPr>
+              <w:t>Lucas Henrique Lopes Costa</w:t>
+            </w:r>
+          </w:p>
+        </w:tc>
+      </w:tr>
+      <w:tr>
+        <w:trPr>
+          <w:cnfStyle w:val="000000010000" w:firstRow="0" w:lastRow="0" w:firstColumn="0" w:lastColumn="0" w:oddVBand="0" w:evenVBand="0" w:oddHBand="0" w:evenHBand="1" w:firstRowFirstColumn="0" w:firstRowLastColumn="0" w:lastRowFirstColumn="0" w:lastRowLastColumn="0"/>
+        </w:trPr>
+        <w:tc>
+          <w:tcPr>
+            <w:cnfStyle w:val="001000000000" w:firstRow="0" w:lastRow="0" w:firstColumn="1" w:lastColumn="0" w:oddVBand="0" w:evenVBand="0" w:oddHBand="0" w:evenHBand="0" w:firstRowFirstColumn="0" w:firstRowLastColumn="0" w:lastRowFirstColumn="0" w:lastRowLastColumn="0"/>
+            <w:tcW w:w="4702" w:type="dxa"/>
+          </w:tcPr>
+          <w:p>
+            <w:r>
+              <w:rPr>
+                <w:sz w:val="18"/>
+              </w:rPr>
+              <w:t>Registro Acadêmico</w:t>
+            </w:r>
+          </w:p>
+        </w:tc>
+        <w:tc>
+          <w:tcPr>
+            <w:tcW w:w="4702" w:type="dxa"/>
+          </w:tcPr>
+          <w:p>
+            <w:pPr>
+              <w:cnfStyle w:val="000000010000" w:firstRow="0" w:lastRow="0" w:firstColumn="0" w:lastColumn="0" w:oddVBand="0" w:evenVBand="0" w:oddHBand="0" w:evenHBand="1" w:firstRowFirstColumn="0" w:firstRowLastColumn="0" w:lastRowFirstColumn="0" w:lastRowLastColumn="0"/>
+            </w:pPr>
+            <w:r>
+              <w:rPr>
+                <w:sz w:val="18"/>
+              </w:rPr>
+              <w:t>202310205</w:t>
+            </w:r>
+          </w:p>
+        </w:tc>
+      </w:tr>
+      <w:tr>
+        <w:trPr>
+          <w:cnfStyle w:val="000000100000" w:firstRow="0" w:lastRow="0" w:firstColumn="0" w:lastColumn="0" w:oddVBand="0" w:evenVBand="0" w:oddHBand="1" w:evenHBand="0" w:firstRowFirstColumn="0" w:firstRowLastColumn="0" w:lastRowFirstColumn="0" w:lastRowLastColumn="0"/>
+        </w:trPr>
+        <w:tc>
+          <w:tcPr>
+            <w:cnfStyle w:val="001000000000" w:firstRow="0" w:lastRow="0" w:firstColumn="1" w:lastColumn="0" w:oddVBand="0" w:evenVBand="0" w:oddHBand="0" w:evenHBand="0" w:firstRowFirstColumn="0" w:firstRowLastColumn="0" w:lastRowFirstColumn="0" w:lastRowLastColumn="0"/>
+            <w:tcW w:w="4702" w:type="dxa"/>
+          </w:tcPr>
+          <w:p>
+            <w:r>
+              <w:rPr>
+                <w:sz w:val="18"/>
+              </w:rPr>
+              <w:t>Curso</w:t>
+            </w:r>
+          </w:p>
+        </w:tc>
+        <w:tc>
+          <w:tcPr>
+            <w:tcW w:w="4702" w:type="dxa"/>
+          </w:tcPr>
+          <w:p>
+            <w:pPr>
+              <w:cnfStyle w:val="000000100000" w:firstRow="0" w:lastRow="0" w:firstColumn="0" w:lastColumn="0" w:oddVBand="0" w:evenVBand="0" w:oddHBand="1" w:evenHBand="0" w:firstRowFirstColumn="0" w:firstRowLastColumn="0" w:lastRowFirstColumn="0" w:lastRowLastColumn="0"/>
+            </w:pPr>
+            <w:r>
+              <w:rPr>
+                <w:sz w:val="18"/>
+              </w:rPr>
+              <w:t>Sistemas de Informação</w:t>
+            </w:r>
+          </w:p>
+        </w:tc>
+      </w:tr>
+    </w:tbl>
+    <w:p/>
     <w:tbl>
       <w:tblPr>
         <w:tblStyle w:val="GradeClara"/>
@@ -1832,6 +2054,7 @@
               <w:rPr>
                 <w:sz w:val="18"/>
               </w:rPr>
+              <w:lastRenderedPageBreak/>
               <w:t>Grupo</w:t>
             </w:r>
           </w:p>
@@ -1848,7 +2071,7 @@
               <w:rPr>
                 <w:sz w:val="18"/>
               </w:rPr>
-              <w:t>Atividade(s)</w:t>
+              <w:t>Atividade</w:t>
             </w:r>
           </w:p>
         </w:tc>
@@ -1915,7 +2138,7 @@
               <w:rPr>
                 <w:sz w:val="18"/>
               </w:rPr>
-              <w:t>[preencher]</w:t>
+              <w:t>PIVIC 2023/2024 - Projeto Vesperto: Sistema para Apoio ao Ensino de Algoritmos. Mapeamento de riscos de segurança e projeto de desenvolvimento seguro do sistema Vesperto para os perfis aluno e monitor. Orientador: Prof. Joaquim Quinteiro Uchôa. Edital PRP nº 4/2023 - PIVIC</w:t>
             </w:r>
           </w:p>
         </w:tc>
@@ -1927,12 +2150,16 @@
             <w:pPr>
               <w:cnfStyle w:val="000000100000" w:firstRow="0" w:lastRow="0" w:firstColumn="0" w:lastColumn="0" w:oddVBand="0" w:evenVBand="0" w:oddHBand="1" w:evenHBand="0" w:firstRowFirstColumn="0" w:firstRowLastColumn="0" w:lastRowFirstColumn="0" w:lastRowLastColumn="0"/>
             </w:pPr>
+            <w:bookmarkStart w:id="0" w:name="_Hlk233107430"/>
+            <w:proofErr w:type="spellStart"/>
             <w:r>
               <w:rPr>
                 <w:sz w:val="18"/>
               </w:rPr>
-              <w:t>[h]</w:t>
-            </w:r>
+              <w:t>Aguardando</w:t>
+            </w:r>
+            <w:bookmarkEnd w:id="0"/>
+            <w:proofErr w:type="spellEnd"/>
           </w:p>
         </w:tc>
         <w:tc>
@@ -1943,12 +2170,14 @@
             <w:pPr>
               <w:cnfStyle w:val="000000100000" w:firstRow="0" w:lastRow="0" w:firstColumn="0" w:lastColumn="0" w:oddVBand="0" w:evenVBand="0" w:oddHBand="1" w:evenHBand="0" w:firstRowFirstColumn="0" w:firstRowLastColumn="0" w:lastRowFirstColumn="0" w:lastRowLastColumn="0"/>
             </w:pPr>
+            <w:proofErr w:type="spellStart"/>
             <w:r>
               <w:rPr>
                 <w:sz w:val="18"/>
               </w:rPr>
-              <w:t>[pág.]</w:t>
-            </w:r>
+              <w:t>Aguardando</w:t>
+            </w:r>
+            <w:proofErr w:type="spellEnd"/>
           </w:p>
         </w:tc>
       </w:tr>
@@ -1982,7 +2211,7 @@
               <w:rPr>
                 <w:sz w:val="18"/>
               </w:rPr>
-              <w:t>[preencher]</w:t>
+              <w:t>Comp Júnior - Atuação como membro ativo, com carga horária de 40 h/mês, desde o início de 2026. Declaração a ser emitida pela diretoria da Comp Júnior ao fim do vínculo (estimativa: ~480 h até o fim de 2026, considerando 40 h x 12 meses)</w:t>
             </w:r>
           </w:p>
         </w:tc>
@@ -1994,12 +2223,14 @@
             <w:pPr>
               <w:cnfStyle w:val="000000010000" w:firstRow="0" w:lastRow="0" w:firstColumn="0" w:lastColumn="0" w:oddVBand="0" w:evenVBand="0" w:oddHBand="0" w:evenHBand="1" w:firstRowFirstColumn="0" w:firstRowLastColumn="0" w:lastRowFirstColumn="0" w:lastRowLastColumn="0"/>
             </w:pPr>
+            <w:proofErr w:type="spellStart"/>
             <w:r>
               <w:rPr>
                 <w:sz w:val="18"/>
               </w:rPr>
-              <w:t>[h]</w:t>
-            </w:r>
+              <w:t>Aguardando</w:t>
+            </w:r>
+            <w:proofErr w:type="spellEnd"/>
           </w:p>
         </w:tc>
         <w:tc>
@@ -2010,12 +2241,14 @@
             <w:pPr>
               <w:cnfStyle w:val="000000010000" w:firstRow="0" w:lastRow="0" w:firstColumn="0" w:lastColumn="0" w:oddVBand="0" w:evenVBand="0" w:oddHBand="0" w:evenHBand="1" w:firstRowFirstColumn="0" w:firstRowLastColumn="0" w:lastRowFirstColumn="0" w:lastRowLastColumn="0"/>
             </w:pPr>
+            <w:proofErr w:type="spellStart"/>
             <w:r>
               <w:rPr>
                 <w:sz w:val="18"/>
               </w:rPr>
-              <w:t>[pág.]</w:t>
-            </w:r>
+              <w:t>Aguardando</w:t>
+            </w:r>
+            <w:proofErr w:type="spellEnd"/>
           </w:p>
         </w:tc>
       </w:tr>
@@ -2049,7 +2282,7 @@
               <w:rPr>
                 <w:sz w:val="18"/>
               </w:rPr>
-              <w:t>[preencher]</w:t>
+              <w:t>—</w:t>
             </w:r>
           </w:p>
         </w:tc>
@@ -2065,7 +2298,7 @@
               <w:rPr>
                 <w:sz w:val="18"/>
               </w:rPr>
-              <w:t>[h]</w:t>
+              <w:t>—</w:t>
             </w:r>
           </w:p>
         </w:tc>
@@ -2081,7 +2314,7 @@
               <w:rPr>
                 <w:sz w:val="18"/>
               </w:rPr>
-              <w:t>[pág.]</w:t>
+              <w:t>—</w:t>
             </w:r>
           </w:p>
         </w:tc>
@@ -2116,7 +2349,14 @@
               <w:rPr>
                 <w:sz w:val="18"/>
               </w:rPr>
-              <w:t>[preencher]</w:t>
+              <w:t xml:space="preserve">Quatro eventos de extensão promovidos pela PROEC/UFLA, totalizando 38 horas: (1) Research on digital accessibility: opportunities and challenges (PPGCC/UFLA), 10/05/2023, 2 h, Protocolo 9A6A6C.CE4413.256FD9; (2) Comp Week 2023 (Comp Júnior e DCC/UFLA), 06 a 10/11/2023, 28 h, Protocolo 67EF98.1E7266.256FD7; (3) III Ciclo de Palestras sobre Segurança da Informação (DCC/ICET), 24/06 a 01/07/2025, 4 h, Protocolo </w:t>
+            </w:r>
+            <w:r>
+              <w:rPr>
+                <w:sz w:val="18"/>
+              </w:rPr>
+              <w:lastRenderedPageBreak/>
+              <w:t>CBCE85.4A5169.256FD6; (4) 8º UFLA de Portas Abertas - Cursos de CC e SI (DCC/ICET), 10/09/2025, 4 h (apresentador da Oficina de Programação de Jogos), Protocolo 3A8881.338A25.26E354</w:t>
             </w:r>
           </w:p>
         </w:tc>
@@ -2132,7 +2372,8 @@
               <w:rPr>
                 <w:sz w:val="18"/>
               </w:rPr>
-              <w:t>[h]</w:t>
+              <w:lastRenderedPageBreak/>
+              <w:t>38</w:t>
             </w:r>
           </w:p>
         </w:tc>
@@ -2144,12 +2385,14 @@
             <w:pPr>
               <w:cnfStyle w:val="000000010000" w:firstRow="0" w:lastRow="0" w:firstColumn="0" w:lastColumn="0" w:oddVBand="0" w:evenVBand="0" w:oddHBand="0" w:evenHBand="1" w:firstRowFirstColumn="0" w:firstRowLastColumn="0" w:lastRowFirstColumn="0" w:lastRowLastColumn="0"/>
             </w:pPr>
+            <w:proofErr w:type="spellStart"/>
             <w:r>
               <w:rPr>
                 <w:sz w:val="18"/>
               </w:rPr>
-              <w:t>[pág.]</w:t>
-            </w:r>
+              <w:t>Aguardando</w:t>
+            </w:r>
+            <w:proofErr w:type="spellEnd"/>
           </w:p>
         </w:tc>
       </w:tr>
@@ -2183,7 +2426,7 @@
               <w:rPr>
                 <w:sz w:val="18"/>
               </w:rPr>
-              <w:t>[preencher]</w:t>
+              <w:t>—</w:t>
             </w:r>
           </w:p>
         </w:tc>
@@ -2199,7 +2442,7 @@
               <w:rPr>
                 <w:sz w:val="18"/>
               </w:rPr>
-              <w:t>[h]</w:t>
+              <w:t>—</w:t>
             </w:r>
           </w:p>
         </w:tc>
@@ -2215,80 +2458,12 @@
               <w:rPr>
                 <w:sz w:val="18"/>
               </w:rPr>
-              <w:t>[pág.]</w:t>
-            </w:r>
-          </w:p>
-        </w:tc>
-      </w:tr>
-      <w:tr>
-        <w:trPr>
-          <w:cnfStyle w:val="000000010000" w:firstRow="0" w:lastRow="0" w:firstColumn="0" w:lastColumn="0" w:oddVBand="0" w:evenVBand="0" w:oddHBand="0" w:evenHBand="1" w:firstRowFirstColumn="0" w:firstRowLastColumn="0" w:lastRowFirstColumn="0" w:lastRowLastColumn="0"/>
-        </w:trPr>
-        <w:tc>
-          <w:tcPr>
-            <w:cnfStyle w:val="001000000000" w:firstRow="0" w:lastRow="0" w:firstColumn="1" w:lastColumn="0" w:oddVBand="0" w:evenVBand="0" w:oddHBand="0" w:evenHBand="0" w:firstRowFirstColumn="0" w:firstRowLastColumn="0" w:lastRowFirstColumn="0" w:lastRowLastColumn="0"/>
-            <w:tcW w:w="2351" w:type="dxa"/>
-          </w:tcPr>
-          <w:p>
-            <w:r>
-              <w:rPr>
-                <w:sz w:val="18"/>
-              </w:rPr>
-              <w:t>Total</w:t>
-            </w:r>
-          </w:p>
-        </w:tc>
-        <w:tc>
-          <w:tcPr>
-            <w:tcW w:w="2351" w:type="dxa"/>
-          </w:tcPr>
-          <w:p>
-            <w:pPr>
-              <w:cnfStyle w:val="000000010000" w:firstRow="0" w:lastRow="0" w:firstColumn="0" w:lastColumn="0" w:oddVBand="0" w:evenVBand="0" w:oddHBand="0" w:evenHBand="1" w:firstRowFirstColumn="0" w:firstRowLastColumn="0" w:lastRowFirstColumn="0" w:lastRowLastColumn="0"/>
-            </w:pPr>
-          </w:p>
-        </w:tc>
-        <w:tc>
-          <w:tcPr>
-            <w:tcW w:w="2351" w:type="dxa"/>
-          </w:tcPr>
-          <w:p>
-            <w:pPr>
-              <w:cnfStyle w:val="000000010000" w:firstRow="0" w:lastRow="0" w:firstColumn="0" w:lastColumn="0" w:oddVBand="0" w:evenVBand="0" w:oddHBand="0" w:evenHBand="1" w:firstRowFirstColumn="0" w:firstRowLastColumn="0" w:lastRowFirstColumn="0" w:lastRowLastColumn="0"/>
-            </w:pPr>
-            <w:r>
-              <w:rPr>
-                <w:sz w:val="18"/>
-              </w:rPr>
-              <w:t>[soma]</w:t>
-            </w:r>
-          </w:p>
-        </w:tc>
-        <w:tc>
-          <w:tcPr>
-            <w:tcW w:w="2351" w:type="dxa"/>
-          </w:tcPr>
-          <w:p>
-            <w:pPr>
-              <w:cnfStyle w:val="000000010000" w:firstRow="0" w:lastRow="0" w:firstColumn="0" w:lastColumn="0" w:oddVBand="0" w:evenVBand="0" w:oddHBand="0" w:evenHBand="1" w:firstRowFirstColumn="0" w:firstRowLastColumn="0" w:lastRowFirstColumn="0" w:lastRowLastColumn="0"/>
-            </w:pPr>
+              <w:t>—</w:t>
+            </w:r>
           </w:p>
         </w:tc>
       </w:tr>
     </w:tbl>
-    <w:p>
-      <w:pPr>
-        <w:spacing w:before="120" w:after="120"/>
-        <w:jc w:val="both"/>
-      </w:pPr>
-      <w:r>
-        <w:rPr>
-          <w:i/>
-        </w:rPr>
-        <w:lastRenderedPageBreak/>
-        <w:t>Observação: a carga horária total dos certificados anexados deve ser igual ou ligeiramente superior à exigida; no registro, somente as horas necessárias são lançadas.</w:t>
-      </w:r>
-    </w:p>
     <w:p>
       <w:r>
         <w:br w:type="page"/>
@@ -2304,7 +2479,7 @@
           <w:sz w:val="28"/>
         </w:rPr>
         <w:lastRenderedPageBreak/>
-        <w:t>5 CHECKLIST PESSOAL</w:t>
+        <w:t>6 CHECKLIST PESSOAL</w:t>
       </w:r>
     </w:p>
     <w:p>
@@ -2315,7 +2490,7 @@
         <w:rPr>
           <w:b/>
         </w:rPr>
-        <w:t>5.1 Horas já contabilizadas</w:t>
+        <w:t>6.1 Horas já contabilizadas e em andamento</w:t>
       </w:r>
     </w:p>
     <w:tbl>
@@ -2325,10 +2500,11 @@
         <w:tblLook w:val="04A0" w:firstRow="1" w:lastRow="0" w:firstColumn="1" w:lastColumn="0" w:noHBand="0" w:noVBand="1"/>
       </w:tblPr>
       <w:tblGrid>
-        <w:gridCol w:w="2351"/>
-        <w:gridCol w:w="2351"/>
-        <w:gridCol w:w="2351"/>
-        <w:gridCol w:w="2351"/>
+        <w:gridCol w:w="1881"/>
+        <w:gridCol w:w="1881"/>
+        <w:gridCol w:w="1881"/>
+        <w:gridCol w:w="1881"/>
+        <w:gridCol w:w="1881"/>
       </w:tblGrid>
       <w:tr>
         <w:trPr>
@@ -2337,12 +2513,12 @@
         <w:tc>
           <w:tcPr>
             <w:cnfStyle w:val="001000000000" w:firstRow="0" w:lastRow="0" w:firstColumn="1" w:lastColumn="0" w:oddVBand="0" w:evenVBand="0" w:oddHBand="0" w:evenHBand="0" w:firstRowFirstColumn="0" w:firstRowLastColumn="0" w:lastRowFirstColumn="0" w:lastRowLastColumn="0"/>
-            <w:tcW w:w="2351" w:type="dxa"/>
-          </w:tcPr>
-          <w:p>
-            <w:r>
-              <w:rPr>
-                <w:sz w:val="20"/>
+            <w:tcW w:w="1881" w:type="dxa"/>
+          </w:tcPr>
+          <w:p>
+            <w:r>
+              <w:rPr>
+                <w:sz w:val="18"/>
               </w:rPr>
               <w:t>Modalidade</w:t>
             </w:r>
@@ -2350,7 +2526,7 @@
         </w:tc>
         <w:tc>
           <w:tcPr>
-            <w:tcW w:w="2351" w:type="dxa"/>
+            <w:tcW w:w="1881" w:type="dxa"/>
           </w:tcPr>
           <w:p>
             <w:pPr>
@@ -2358,7 +2534,7 @@
             </w:pPr>
             <w:r>
               <w:rPr>
-                <w:sz w:val="20"/>
+                <w:sz w:val="18"/>
               </w:rPr>
               <w:t>Exigido (h)</w:t>
             </w:r>
@@ -2366,7 +2542,7 @@
         </w:tc>
         <w:tc>
           <w:tcPr>
-            <w:tcW w:w="2351" w:type="dxa"/>
+            <w:tcW w:w="1881" w:type="dxa"/>
           </w:tcPr>
           <w:p>
             <w:pPr>
@@ -2374,15 +2550,15 @@
             </w:pPr>
             <w:r>
               <w:rPr>
-                <w:sz w:val="20"/>
-              </w:rPr>
-              <w:t>Já comprovado (h)</w:t>
-            </w:r>
-          </w:p>
-        </w:tc>
-        <w:tc>
-          <w:tcPr>
-            <w:tcW w:w="2351" w:type="dxa"/>
+                <w:sz w:val="18"/>
+              </w:rPr>
+              <w:t>Comprovado (h)</w:t>
+            </w:r>
+          </w:p>
+        </w:tc>
+        <w:tc>
+          <w:tcPr>
+            <w:tcW w:w="1881" w:type="dxa"/>
           </w:tcPr>
           <w:p>
             <w:pPr>
@@ -2390,9 +2566,25 @@
             </w:pPr>
             <w:r>
               <w:rPr>
-                <w:sz w:val="20"/>
-              </w:rPr>
-              <w:t>Restante (h)</w:t>
+                <w:sz w:val="18"/>
+              </w:rPr>
+              <w:t>Em andamento (h)</w:t>
+            </w:r>
+          </w:p>
+        </w:tc>
+        <w:tc>
+          <w:tcPr>
+            <w:tcW w:w="1881" w:type="dxa"/>
+          </w:tcPr>
+          <w:p>
+            <w:pPr>
+              <w:cnfStyle w:val="100000000000" w:firstRow="1" w:lastRow="0" w:firstColumn="0" w:lastColumn="0" w:oddVBand="0" w:evenVBand="0" w:oddHBand="0" w:evenHBand="0" w:firstRowFirstColumn="0" w:firstRowLastColumn="0" w:lastRowFirstColumn="0" w:lastRowLastColumn="0"/>
+            </w:pPr>
+            <w:r>
+              <w:rPr>
+                <w:sz w:val="18"/>
+              </w:rPr>
+              <w:t>Situação</w:t>
             </w:r>
           </w:p>
         </w:tc>
@@ -2404,12 +2596,12 @@
         <w:tc>
           <w:tcPr>
             <w:cnfStyle w:val="001000000000" w:firstRow="0" w:lastRow="0" w:firstColumn="1" w:lastColumn="0" w:oddVBand="0" w:evenVBand="0" w:oddHBand="0" w:evenHBand="0" w:firstRowFirstColumn="0" w:firstRowLastColumn="0" w:lastRowFirstColumn="0" w:lastRowLastColumn="0"/>
-            <w:tcW w:w="2351" w:type="dxa"/>
-          </w:tcPr>
-          <w:p>
-            <w:r>
-              <w:rPr>
-                <w:sz w:val="20"/>
+            <w:tcW w:w="1881" w:type="dxa"/>
+          </w:tcPr>
+          <w:p>
+            <w:r>
+              <w:rPr>
+                <w:sz w:val="18"/>
               </w:rPr>
               <w:t>CCC</w:t>
             </w:r>
@@ -2417,7 +2609,7 @@
         </w:tc>
         <w:tc>
           <w:tcPr>
-            <w:tcW w:w="2351" w:type="dxa"/>
+            <w:tcW w:w="1881" w:type="dxa"/>
           </w:tcPr>
           <w:p>
             <w:pPr>
@@ -2425,15 +2617,15 @@
             </w:pPr>
             <w:r>
               <w:rPr>
-                <w:sz w:val="20"/>
-              </w:rPr>
-              <w:t>[preencher]</w:t>
-            </w:r>
-          </w:p>
-        </w:tc>
-        <w:tc>
-          <w:tcPr>
-            <w:tcW w:w="2351" w:type="dxa"/>
+                <w:sz w:val="18"/>
+              </w:rPr>
+              <w:t>84</w:t>
+            </w:r>
+          </w:p>
+        </w:tc>
+        <w:tc>
+          <w:tcPr>
+            <w:tcW w:w="1881" w:type="dxa"/>
           </w:tcPr>
           <w:p>
             <w:pPr>
@@ -2441,15 +2633,15 @@
             </w:pPr>
             <w:r>
               <w:rPr>
-                <w:sz w:val="20"/>
-              </w:rPr>
-              <w:t>[preencher]</w:t>
-            </w:r>
-          </w:p>
-        </w:tc>
-        <w:tc>
-          <w:tcPr>
-            <w:tcW w:w="2351" w:type="dxa"/>
+                <w:sz w:val="18"/>
+              </w:rPr>
+              <w:t>85 (NESCAU)</w:t>
+            </w:r>
+          </w:p>
+        </w:tc>
+        <w:tc>
+          <w:tcPr>
+            <w:tcW w:w="1881" w:type="dxa"/>
           </w:tcPr>
           <w:p>
             <w:pPr>
@@ -2457,9 +2649,25 @@
             </w:pPr>
             <w:r>
               <w:rPr>
-                <w:sz w:val="20"/>
-              </w:rPr>
-              <w:t>[calcular]</w:t>
+                <w:sz w:val="18"/>
+              </w:rPr>
+              <w:t>—</w:t>
+            </w:r>
+          </w:p>
+        </w:tc>
+        <w:tc>
+          <w:tcPr>
+            <w:tcW w:w="1881" w:type="dxa"/>
+          </w:tcPr>
+          <w:p>
+            <w:pPr>
+              <w:cnfStyle w:val="000000100000" w:firstRow="0" w:lastRow="0" w:firstColumn="0" w:lastColumn="0" w:oddVBand="0" w:evenVBand="0" w:oddHBand="1" w:evenHBand="0" w:firstRowFirstColumn="0" w:firstRowLastColumn="0" w:lastRowFirstColumn="0" w:lastRowLastColumn="0"/>
+            </w:pPr>
+            <w:r>
+              <w:rPr>
+                <w:sz w:val="18"/>
+              </w:rPr>
+              <w:t>CONCLUÍDO. Processo SEI 23090.007482/2024-48 deferido</w:t>
             </w:r>
           </w:p>
         </w:tc>
@@ -2471,20 +2679,20 @@
         <w:tc>
           <w:tcPr>
             <w:cnfStyle w:val="001000000000" w:firstRow="0" w:lastRow="0" w:firstColumn="1" w:lastColumn="0" w:oddVBand="0" w:evenVBand="0" w:oddHBand="0" w:evenHBand="0" w:firstRowFirstColumn="0" w:firstRowLastColumn="0" w:lastRowFirstColumn="0" w:lastRowLastColumn="0"/>
-            <w:tcW w:w="2351" w:type="dxa"/>
-          </w:tcPr>
-          <w:p>
-            <w:r>
-              <w:rPr>
-                <w:sz w:val="20"/>
-              </w:rPr>
-              <w:t>ACCE (extensão)</w:t>
-            </w:r>
-          </w:p>
-        </w:tc>
-        <w:tc>
-          <w:tcPr>
-            <w:tcW w:w="2351" w:type="dxa"/>
+            <w:tcW w:w="1881" w:type="dxa"/>
+          </w:tcPr>
+          <w:p>
+            <w:r>
+              <w:rPr>
+                <w:sz w:val="18"/>
+              </w:rPr>
+              <w:t>ACE</w:t>
+            </w:r>
+          </w:p>
+        </w:tc>
+        <w:tc>
+          <w:tcPr>
+            <w:tcW w:w="1881" w:type="dxa"/>
           </w:tcPr>
           <w:p>
             <w:pPr>
@@ -2492,15 +2700,15 @@
             </w:pPr>
             <w:r>
               <w:rPr>
-                <w:sz w:val="20"/>
-              </w:rPr>
-              <w:t>[preencher]</w:t>
-            </w:r>
-          </w:p>
-        </w:tc>
-        <w:tc>
-          <w:tcPr>
-            <w:tcW w:w="2351" w:type="dxa"/>
+                <w:sz w:val="18"/>
+              </w:rPr>
+              <w:t>318</w:t>
+            </w:r>
+          </w:p>
+        </w:tc>
+        <w:tc>
+          <w:tcPr>
+            <w:tcW w:w="1881" w:type="dxa"/>
           </w:tcPr>
           <w:p>
             <w:pPr>
@@ -2508,15 +2716,15 @@
             </w:pPr>
             <w:r>
               <w:rPr>
-                <w:sz w:val="20"/>
-              </w:rPr>
-              <w:t>[preencher]</w:t>
-            </w:r>
-          </w:p>
-        </w:tc>
-        <w:tc>
-          <w:tcPr>
-            <w:tcW w:w="2351" w:type="dxa"/>
+                <w:sz w:val="18"/>
+              </w:rPr>
+              <w:t>0</w:t>
+            </w:r>
+          </w:p>
+        </w:tc>
+        <w:tc>
+          <w:tcPr>
+            <w:tcW w:w="1881" w:type="dxa"/>
           </w:tcPr>
           <w:p>
             <w:pPr>
@@ -2524,9 +2732,25 @@
             </w:pPr>
             <w:r>
               <w:rPr>
-                <w:sz w:val="20"/>
-              </w:rPr>
-              <w:t>[calcular]</w:t>
+                <w:sz w:val="18"/>
+              </w:rPr>
+              <w:t>PIVIC Vesperto + Comp Júnior (~480 h estimadas até o fim de 2026)</w:t>
+            </w:r>
+          </w:p>
+        </w:tc>
+        <w:tc>
+          <w:tcPr>
+            <w:tcW w:w="1881" w:type="dxa"/>
+          </w:tcPr>
+          <w:p>
+            <w:pPr>
+              <w:cnfStyle w:val="000000010000" w:firstRow="0" w:lastRow="0" w:firstColumn="0" w:lastColumn="0" w:oddVBand="0" w:evenVBand="0" w:oddHBand="0" w:evenHBand="1" w:firstRowFirstColumn="0" w:firstRowLastColumn="0" w:lastRowFirstColumn="0" w:lastRowLastColumn="0"/>
+            </w:pPr>
+            <w:r>
+              <w:rPr>
+                <w:sz w:val="18"/>
+              </w:rPr>
+              <w:t>Em andamento - aguardando emissão dos certificados de PIVIC e Comp Júnior</w:t>
             </w:r>
           </w:p>
         </w:tc>
@@ -2540,36 +2764,355 @@
         <w:rPr>
           <w:b/>
         </w:rPr>
-        <w:t>5.2 Atividades pendentes</w:t>
+        <w:t>6.2 Situação dos certificados e processos</w:t>
       </w:r>
     </w:p>
-    <w:p>
-      <w:pPr>
-        <w:pStyle w:val="Commarcadores"/>
-        <w:spacing w:after="80"/>
-      </w:pPr>
-      <w:r>
-        <w:t>[preencher: atividades ou horas que ainda faltam para atingir o mínimo de CCC];</w:t>
-      </w:r>
-    </w:p>
-    <w:p>
-      <w:pPr>
-        <w:pStyle w:val="Commarcadores"/>
-        <w:spacing w:after="80"/>
-      </w:pPr>
-      <w:r>
-        <w:t>[preencher: atividades ou horas que ainda faltam para atingir o mínimo de ACCE];</w:t>
-      </w:r>
-    </w:p>
-    <w:p>
-      <w:pPr>
-        <w:pStyle w:val="Commarcadores"/>
-        <w:spacing w:after="80"/>
-      </w:pPr>
-      <w:r>
-        <w:t>[preencher: certificados a solicitar ou a localizar].</w:t>
-      </w:r>
-    </w:p>
+    <w:tbl>
+      <w:tblPr>
+        <w:tblStyle w:val="GradeClara"/>
+        <w:tblW w:w="0" w:type="auto"/>
+        <w:tblLook w:val="04A0" w:firstRow="1" w:lastRow="0" w:firstColumn="1" w:lastColumn="0" w:noHBand="0" w:noVBand="1"/>
+      </w:tblPr>
+      <w:tblGrid>
+        <w:gridCol w:w="1881"/>
+        <w:gridCol w:w="1881"/>
+        <w:gridCol w:w="1881"/>
+        <w:gridCol w:w="1881"/>
+        <w:gridCol w:w="1881"/>
+      </w:tblGrid>
+      <w:tr>
+        <w:trPr>
+          <w:cnfStyle w:val="100000000000" w:firstRow="1" w:lastRow="0" w:firstColumn="0" w:lastColumn="0" w:oddVBand="0" w:evenVBand="0" w:oddHBand="0" w:evenHBand="0" w:firstRowFirstColumn="0" w:firstRowLastColumn="0" w:lastRowFirstColumn="0" w:lastRowLastColumn="0"/>
+        </w:trPr>
+        <w:tc>
+          <w:tcPr>
+            <w:cnfStyle w:val="001000000000" w:firstRow="0" w:lastRow="0" w:firstColumn="1" w:lastColumn="0" w:oddVBand="0" w:evenVBand="0" w:oddHBand="0" w:evenHBand="0" w:firstRowFirstColumn="0" w:firstRowLastColumn="0" w:lastRowFirstColumn="0" w:lastRowLastColumn="0"/>
+            <w:tcW w:w="1881" w:type="dxa"/>
+          </w:tcPr>
+          <w:p>
+            <w:r>
+              <w:rPr>
+                <w:sz w:val="18"/>
+              </w:rPr>
+              <w:t>Atividade</w:t>
+            </w:r>
+          </w:p>
+        </w:tc>
+        <w:tc>
+          <w:tcPr>
+            <w:tcW w:w="1881" w:type="dxa"/>
+          </w:tcPr>
+          <w:p>
+            <w:pPr>
+              <w:cnfStyle w:val="100000000000" w:firstRow="1" w:lastRow="0" w:firstColumn="0" w:lastColumn="0" w:oddVBand="0" w:evenVBand="0" w:oddHBand="0" w:evenHBand="0" w:firstRowFirstColumn="0" w:firstRowLastColumn="0" w:lastRowFirstColumn="0" w:lastRowLastColumn="0"/>
+            </w:pPr>
+            <w:r>
+              <w:rPr>
+                <w:sz w:val="18"/>
+              </w:rPr>
+              <w:t>Modalidade</w:t>
+            </w:r>
+          </w:p>
+        </w:tc>
+        <w:tc>
+          <w:tcPr>
+            <w:tcW w:w="1881" w:type="dxa"/>
+          </w:tcPr>
+          <w:p>
+            <w:pPr>
+              <w:cnfStyle w:val="100000000000" w:firstRow="1" w:lastRow="0" w:firstColumn="0" w:lastColumn="0" w:oddVBand="0" w:evenVBand="0" w:oddHBand="0" w:evenHBand="0" w:firstRowFirstColumn="0" w:firstRowLastColumn="0" w:lastRowFirstColumn="0" w:lastRowLastColumn="0"/>
+            </w:pPr>
+            <w:r>
+              <w:rPr>
+                <w:sz w:val="18"/>
+              </w:rPr>
+              <w:t>Situação</w:t>
+            </w:r>
+          </w:p>
+        </w:tc>
+        <w:tc>
+          <w:tcPr>
+            <w:tcW w:w="1881" w:type="dxa"/>
+          </w:tcPr>
+          <w:p>
+            <w:pPr>
+              <w:cnfStyle w:val="100000000000" w:firstRow="1" w:lastRow="0" w:firstColumn="0" w:lastColumn="0" w:oddVBand="0" w:evenVBand="0" w:oddHBand="0" w:evenHBand="0" w:firstRowFirstColumn="0" w:firstRowLastColumn="0" w:lastRowFirstColumn="0" w:lastRowLastColumn="0"/>
+            </w:pPr>
+            <w:r>
+              <w:rPr>
+                <w:sz w:val="18"/>
+              </w:rPr>
+              <w:t>Ação necessária</w:t>
+            </w:r>
+          </w:p>
+        </w:tc>
+        <w:tc>
+          <w:tcPr>
+            <w:tcW w:w="1881" w:type="dxa"/>
+          </w:tcPr>
+          <w:p>
+            <w:pPr>
+              <w:cnfStyle w:val="100000000000" w:firstRow="1" w:lastRow="0" w:firstColumn="0" w:lastColumn="0" w:oddVBand="0" w:evenVBand="0" w:oddHBand="0" w:evenHBand="0" w:firstRowFirstColumn="0" w:firstRowLastColumn="0" w:lastRowFirstColumn="0" w:lastRowLastColumn="0"/>
+            </w:pPr>
+            <w:r>
+              <w:rPr>
+                <w:sz w:val="18"/>
+              </w:rPr>
+              <w:t>Prazo estimado</w:t>
+            </w:r>
+          </w:p>
+        </w:tc>
+      </w:tr>
+      <w:tr>
+        <w:trPr>
+          <w:cnfStyle w:val="000000100000" w:firstRow="0" w:lastRow="0" w:firstColumn="0" w:lastColumn="0" w:oddVBand="0" w:evenVBand="0" w:oddHBand="1" w:evenHBand="0" w:firstRowFirstColumn="0" w:firstRowLastColumn="0" w:lastRowFirstColumn="0" w:lastRowLastColumn="0"/>
+        </w:trPr>
+        <w:tc>
+          <w:tcPr>
+            <w:cnfStyle w:val="001000000000" w:firstRow="0" w:lastRow="0" w:firstColumn="1" w:lastColumn="0" w:oddVBand="0" w:evenVBand="0" w:oddHBand="0" w:evenHBand="0" w:firstRowFirstColumn="0" w:firstRowLastColumn="0" w:lastRowFirstColumn="0" w:lastRowLastColumn="0"/>
+            <w:tcW w:w="1881" w:type="dxa"/>
+          </w:tcPr>
+          <w:p>
+            <w:r>
+              <w:rPr>
+                <w:sz w:val="18"/>
+              </w:rPr>
+              <w:t>NESCAU (85 h)</w:t>
+            </w:r>
+          </w:p>
+        </w:tc>
+        <w:tc>
+          <w:tcPr>
+            <w:tcW w:w="1881" w:type="dxa"/>
+          </w:tcPr>
+          <w:p>
+            <w:pPr>
+              <w:cnfStyle w:val="000000100000" w:firstRow="0" w:lastRow="0" w:firstColumn="0" w:lastColumn="0" w:oddVBand="0" w:evenVBand="0" w:oddHBand="1" w:evenHBand="0" w:firstRowFirstColumn="0" w:firstRowLastColumn="0" w:lastRowFirstColumn="0" w:lastRowLastColumn="0"/>
+            </w:pPr>
+            <w:r>
+              <w:rPr>
+                <w:sz w:val="18"/>
+              </w:rPr>
+              <w:t>CCC</w:t>
+            </w:r>
+          </w:p>
+        </w:tc>
+        <w:tc>
+          <w:tcPr>
+            <w:tcW w:w="1881" w:type="dxa"/>
+          </w:tcPr>
+          <w:p>
+            <w:pPr>
+              <w:cnfStyle w:val="000000100000" w:firstRow="0" w:lastRow="0" w:firstColumn="0" w:lastColumn="0" w:oddVBand="0" w:evenVBand="0" w:oddHBand="1" w:evenHBand="0" w:firstRowFirstColumn="0" w:firstRowLastColumn="0" w:lastRowFirstColumn="0" w:lastRowLastColumn="0"/>
+            </w:pPr>
+            <w:r>
+              <w:rPr>
+                <w:sz w:val="18"/>
+              </w:rPr>
+              <w:t>Processo SEI 23090.007482/2024-48 deferido. CCC integralizada</w:t>
+            </w:r>
+          </w:p>
+        </w:tc>
+        <w:tc>
+          <w:tcPr>
+            <w:tcW w:w="1881" w:type="dxa"/>
+          </w:tcPr>
+          <w:p>
+            <w:pPr>
+              <w:cnfStyle w:val="000000100000" w:firstRow="0" w:lastRow="0" w:firstColumn="0" w:lastColumn="0" w:oddVBand="0" w:evenVBand="0" w:oddHBand="1" w:evenHBand="0" w:firstRowFirstColumn="0" w:firstRowLastColumn="0" w:lastRowFirstColumn="0" w:lastRowLastColumn="0"/>
+            </w:pPr>
+            <w:r>
+              <w:rPr>
+                <w:sz w:val="18"/>
+              </w:rPr>
+              <w:t>Nenhuma. Conferir no SIG (progresso_curso.php) o registro das 84 horas, caso ainda não verificado</w:t>
+            </w:r>
+          </w:p>
+        </w:tc>
+        <w:tc>
+          <w:tcPr>
+            <w:tcW w:w="1881" w:type="dxa"/>
+          </w:tcPr>
+          <w:p>
+            <w:pPr>
+              <w:cnfStyle w:val="000000100000" w:firstRow="0" w:lastRow="0" w:firstColumn="0" w:lastColumn="0" w:oddVBand="0" w:evenVBand="0" w:oddHBand="1" w:evenHBand="0" w:firstRowFirstColumn="0" w:firstRowLastColumn="0" w:lastRowFirstColumn="0" w:lastRowLastColumn="0"/>
+            </w:pPr>
+            <w:r>
+              <w:rPr>
+                <w:sz w:val="18"/>
+              </w:rPr>
+              <w:t>Concluído</w:t>
+            </w:r>
+          </w:p>
+        </w:tc>
+      </w:tr>
+      <w:tr>
+        <w:trPr>
+          <w:cnfStyle w:val="000000010000" w:firstRow="0" w:lastRow="0" w:firstColumn="0" w:lastColumn="0" w:oddVBand="0" w:evenVBand="0" w:oddHBand="0" w:evenHBand="1" w:firstRowFirstColumn="0" w:firstRowLastColumn="0" w:lastRowFirstColumn="0" w:lastRowLastColumn="0"/>
+        </w:trPr>
+        <w:tc>
+          <w:tcPr>
+            <w:cnfStyle w:val="001000000000" w:firstRow="0" w:lastRow="0" w:firstColumn="1" w:lastColumn="0" w:oddVBand="0" w:evenVBand="0" w:oddHBand="0" w:evenHBand="0" w:firstRowFirstColumn="0" w:firstRowLastColumn="0" w:lastRowFirstColumn="0" w:lastRowLastColumn="0"/>
+            <w:tcW w:w="1881" w:type="dxa"/>
+          </w:tcPr>
+          <w:p>
+            <w:r>
+              <w:rPr>
+                <w:sz w:val="18"/>
+              </w:rPr>
+              <w:t>PIVIC Vesperto</w:t>
+            </w:r>
+          </w:p>
+        </w:tc>
+        <w:tc>
+          <w:tcPr>
+            <w:tcW w:w="1881" w:type="dxa"/>
+          </w:tcPr>
+          <w:p>
+            <w:pPr>
+              <w:cnfStyle w:val="000000010000" w:firstRow="0" w:lastRow="0" w:firstColumn="0" w:lastColumn="0" w:oddVBand="0" w:evenVBand="0" w:oddHBand="0" w:evenHBand="1" w:firstRowFirstColumn="0" w:firstRowLastColumn="0" w:lastRowFirstColumn="0" w:lastRowLastColumn="0"/>
+            </w:pPr>
+            <w:r>
+              <w:rPr>
+                <w:sz w:val="18"/>
+              </w:rPr>
+              <w:t>ACE - Grupo I</w:t>
+            </w:r>
+          </w:p>
+        </w:tc>
+        <w:tc>
+          <w:tcPr>
+            <w:tcW w:w="1881" w:type="dxa"/>
+          </w:tcPr>
+          <w:p>
+            <w:pPr>
+              <w:cnfStyle w:val="000000010000" w:firstRow="0" w:lastRow="0" w:firstColumn="0" w:lastColumn="0" w:oddVBand="0" w:evenVBand="0" w:oddHBand="0" w:evenHBand="1" w:firstRowFirstColumn="0" w:firstRowLastColumn="0" w:lastRowFirstColumn="0" w:lastRowLastColumn="0"/>
+            </w:pPr>
+            <w:r>
+              <w:rPr>
+                <w:sz w:val="18"/>
+              </w:rPr>
+              <w:t>Certificado não emitido</w:t>
+            </w:r>
+          </w:p>
+        </w:tc>
+        <w:tc>
+          <w:tcPr>
+            <w:tcW w:w="1881" w:type="dxa"/>
+          </w:tcPr>
+          <w:p>
+            <w:pPr>
+              <w:cnfStyle w:val="000000010000" w:firstRow="0" w:lastRow="0" w:firstColumn="0" w:lastColumn="0" w:oddVBand="0" w:evenVBand="0" w:oddHBand="0" w:evenHBand="1" w:firstRowFirstColumn="0" w:firstRowLastColumn="0" w:lastRowFirstColumn="0" w:lastRowLastColumn="0"/>
+            </w:pPr>
+            <w:r>
+              <w:rPr>
+                <w:sz w:val="18"/>
+              </w:rPr>
+              <w:t>Solicitar emissão à PRP/UFLA após o relatório final, junto ao Prof. Joaquim Quinteiro Uchôa</w:t>
+            </w:r>
+          </w:p>
+        </w:tc>
+        <w:tc>
+          <w:tcPr>
+            <w:tcW w:w="1881" w:type="dxa"/>
+          </w:tcPr>
+          <w:p>
+            <w:pPr>
+              <w:cnfStyle w:val="000000010000" w:firstRow="0" w:lastRow="0" w:firstColumn="0" w:lastColumn="0" w:oddVBand="0" w:evenVBand="0" w:oddHBand="0" w:evenHBand="1" w:firstRowFirstColumn="0" w:firstRowLastColumn="0" w:lastRowFirstColumn="0" w:lastRowLastColumn="0"/>
+            </w:pPr>
+            <w:r>
+              <w:rPr>
+                <w:sz w:val="18"/>
+              </w:rPr>
+              <w:t>A definir com o orientador</w:t>
+            </w:r>
+          </w:p>
+        </w:tc>
+      </w:tr>
+      <w:tr>
+        <w:trPr>
+          <w:cnfStyle w:val="000000100000" w:firstRow="0" w:lastRow="0" w:firstColumn="0" w:lastColumn="0" w:oddVBand="0" w:evenVBand="0" w:oddHBand="1" w:evenHBand="0" w:firstRowFirstColumn="0" w:firstRowLastColumn="0" w:lastRowFirstColumn="0" w:lastRowLastColumn="0"/>
+        </w:trPr>
+        <w:tc>
+          <w:tcPr>
+            <w:cnfStyle w:val="001000000000" w:firstRow="0" w:lastRow="0" w:firstColumn="1" w:lastColumn="0" w:oddVBand="0" w:evenVBand="0" w:oddHBand="0" w:evenHBand="0" w:firstRowFirstColumn="0" w:firstRowLastColumn="0" w:lastRowFirstColumn="0" w:lastRowLastColumn="0"/>
+            <w:tcW w:w="1881" w:type="dxa"/>
+          </w:tcPr>
+          <w:p>
+            <w:r>
+              <w:rPr>
+                <w:sz w:val="18"/>
+              </w:rPr>
+              <w:t>Comp Júnior (40 h/mês)</w:t>
+            </w:r>
+          </w:p>
+        </w:tc>
+        <w:tc>
+          <w:tcPr>
+            <w:tcW w:w="1881" w:type="dxa"/>
+          </w:tcPr>
+          <w:p>
+            <w:pPr>
+              <w:cnfStyle w:val="000000100000" w:firstRow="0" w:lastRow="0" w:firstColumn="0" w:lastColumn="0" w:oddVBand="0" w:evenVBand="0" w:oddHBand="1" w:evenHBand="0" w:firstRowFirstColumn="0" w:firstRowLastColumn="0" w:lastRowFirstColumn="0" w:lastRowLastColumn="0"/>
+            </w:pPr>
+            <w:r>
+              <w:rPr>
+                <w:sz w:val="18"/>
+              </w:rPr>
+              <w:t>ACE - Grupo II</w:t>
+            </w:r>
+          </w:p>
+        </w:tc>
+        <w:tc>
+          <w:tcPr>
+            <w:tcW w:w="1881" w:type="dxa"/>
+          </w:tcPr>
+          <w:p>
+            <w:pPr>
+              <w:cnfStyle w:val="000000100000" w:firstRow="0" w:lastRow="0" w:firstColumn="0" w:lastColumn="0" w:oddVBand="0" w:evenVBand="0" w:oddHBand="1" w:evenHBand="0" w:firstRowFirstColumn="0" w:firstRowLastColumn="0" w:lastRowFirstColumn="0" w:lastRowLastColumn="0"/>
+            </w:pPr>
+            <w:r>
+              <w:rPr>
+                <w:sz w:val="18"/>
+              </w:rPr>
+              <w:t>Em andamento; declaração emitida só ao fim do vínculo</w:t>
+            </w:r>
+          </w:p>
+        </w:tc>
+        <w:tc>
+          <w:tcPr>
+            <w:tcW w:w="1881" w:type="dxa"/>
+          </w:tcPr>
+          <w:p>
+            <w:pPr>
+              <w:cnfStyle w:val="000000100000" w:firstRow="0" w:lastRow="0" w:firstColumn="0" w:lastColumn="0" w:oddVBand="0" w:evenVBand="0" w:oddHBand="1" w:evenHBand="0" w:firstRowFirstColumn="0" w:firstRowLastColumn="0" w:lastRowFirstColumn="0" w:lastRowLastColumn="0"/>
+            </w:pPr>
+            <w:r>
+              <w:rPr>
+                <w:sz w:val="18"/>
+              </w:rPr>
+              <w:t>Solicitar declaração formal à diretoria da Comp Júnior com data de entrada, cargo, carga horária mensal e código de autenticidade</w:t>
+            </w:r>
+          </w:p>
+        </w:tc>
+        <w:tc>
+          <w:tcPr>
+            <w:tcW w:w="1881" w:type="dxa"/>
+          </w:tcPr>
+          <w:p>
+            <w:pPr>
+              <w:cnfStyle w:val="000000100000" w:firstRow="0" w:lastRow="0" w:firstColumn="0" w:lastColumn="0" w:oddVBand="0" w:evenVBand="0" w:oddHBand="1" w:evenHBand="0" w:firstRowFirstColumn="0" w:firstRowLastColumn="0" w:lastRowFirstColumn="0" w:lastRowLastColumn="0"/>
+            </w:pPr>
+            <w:r>
+              <w:rPr>
+                <w:sz w:val="18"/>
+              </w:rPr>
+              <w:t>Ao fim do vínculo (estimado para o fim de 2026)</w:t>
+            </w:r>
+          </w:p>
+        </w:tc>
+      </w:tr>
+    </w:tbl>
     <w:p>
       <w:pPr>
         <w:spacing w:before="240" w:after="120"/>
@@ -2578,7 +3121,7 @@
         <w:rPr>
           <w:b/>
         </w:rPr>
-        <w:t>5.3 Documentos comprobatórios necessários</w:t>
+        <w:t>6.3 Documentos necessários para o protocolo de ACE</w:t>
       </w:r>
     </w:p>
     <w:p>
@@ -2587,7 +3130,7 @@
         <w:spacing w:after="80"/>
       </w:pPr>
       <w:r>
-        <w:t>certificados de cada atividade, com assinatura ou código de autenticidade digital;</w:t>
+        <w:t>certificado do PIVIC Vesperto - a emitir junto à PRP/UFLA, após o relatório final, com o Prof. Joaquim Quinteiro Uchôa;</w:t>
       </w:r>
     </w:p>
     <w:p>
@@ -2596,7 +3139,8 @@
         <w:spacing w:after="80"/>
       </w:pPr>
       <w:r>
-        <w:t>Formulário II preenchido (para o processo de CCC);</w:t>
+        <w:lastRenderedPageBreak/>
+        <w:t>declaração da Comp Júnior - a emitir pela diretoria ao fim do vínculo, contendo data de entrada, cargo, carga horária mensal acumulada e código de autenticidade;</w:t>
       </w:r>
     </w:p>
     <w:p>
@@ -2605,7 +3149,7 @@
         <w:spacing w:after="80"/>
       </w:pPr>
       <w:r>
-        <w:t>formulário Grad.: Requerimento registro de ACCE's (para o processo de ACCE);</w:t>
+        <w:t>formulário Grad.: Requerimento registro de ACCE's, com o PIVIC no Grupo I e a Comp Júnior no Grupo II;</w:t>
       </w:r>
     </w:p>
     <w:p>
@@ -2614,7 +3158,7 @@
         <w:spacing w:after="80"/>
       </w:pPr>
       <w:r>
-        <w:t>PDF único com todos os certificados, com páginas numeradas na ordem do formulário;</w:t>
+        <w:t>PDF único com os dois certificados, na ordem do formulário e com páginas numeradas;</w:t>
       </w:r>
     </w:p>
     <w:p>
@@ -2634,7 +3178,17 @@
         <w:rPr>
           <w:b/>
         </w:rPr>
-        <w:t>5.4 Prazos e responsáveis pela validação</w:t>
+        <w:t>6.4 Próximos passos imediatos</w:t>
+      </w:r>
+    </w:p>
+    <w:p>
+      <w:pPr>
+        <w:spacing w:after="120"/>
+        <w:ind w:firstLine="709"/>
+        <w:jc w:val="both"/>
+      </w:pPr>
+      <w:r>
+        <w:t>Considerando que o processo de CCC já está concluído, todas as ações pendentes referem-se ao processo de ACE.</w:t>
       </w:r>
     </w:p>
     <w:tbl>
@@ -2662,7 +3216,7 @@
               <w:rPr>
                 <w:sz w:val="18"/>
               </w:rPr>
-              <w:t>Item</w:t>
+              <w:t>Passo</w:t>
             </w:r>
           </w:p>
         </w:tc>
@@ -2678,7 +3232,7 @@
               <w:rPr>
                 <w:sz w:val="18"/>
               </w:rPr>
-              <w:t>Responsável / referência</w:t>
+              <w:t>Ação</w:t>
             </w:r>
           </w:p>
         </w:tc>
@@ -2694,7 +3248,7 @@
               <w:rPr>
                 <w:sz w:val="18"/>
               </w:rPr>
-              <w:t>Prazo</w:t>
+              <w:t>Responsável</w:t>
             </w:r>
           </w:p>
         </w:tc>
@@ -2713,7 +3267,7 @@
               <w:rPr>
                 <w:sz w:val="18"/>
               </w:rPr>
-              <w:t>Prazo de submissão dos processos</w:t>
+              <w:t>1</w:t>
             </w:r>
           </w:p>
         </w:tc>
@@ -2729,7 +3283,7 @@
               <w:rPr>
                 <w:sz w:val="18"/>
               </w:rPr>
-              <w:t>Cronograma acadêmico (PROGRAD)</w:t>
+              <w:t>Confirmar com a Coordenação do BSI a carga horária exata de ACE exigida (318 h informadas pelo professor da disciplina, mas zerada no SIG)</w:t>
             </w:r>
           </w:p>
         </w:tc>
@@ -2745,7 +3299,395 @@
               <w:rPr>
                 <w:sz w:val="18"/>
               </w:rPr>
-              <w:t>[preencher conforme calendário]</w:t>
+              <w:t>Aluno / Coordenação</w:t>
+            </w:r>
+          </w:p>
+        </w:tc>
+      </w:tr>
+      <w:tr>
+        <w:trPr>
+          <w:cnfStyle w:val="000000010000" w:firstRow="0" w:lastRow="0" w:firstColumn="0" w:lastColumn="0" w:oddVBand="0" w:evenVBand="0" w:oddHBand="0" w:evenHBand="1" w:firstRowFirstColumn="0" w:firstRowLastColumn="0" w:lastRowFirstColumn="0" w:lastRowLastColumn="0"/>
+        </w:trPr>
+        <w:tc>
+          <w:tcPr>
+            <w:cnfStyle w:val="001000000000" w:firstRow="0" w:lastRow="0" w:firstColumn="1" w:lastColumn="0" w:oddVBand="0" w:evenVBand="0" w:oddHBand="0" w:evenHBand="0" w:firstRowFirstColumn="0" w:firstRowLastColumn="0" w:lastRowFirstColumn="0" w:lastRowLastColumn="0"/>
+            <w:tcW w:w="3135" w:type="dxa"/>
+          </w:tcPr>
+          <w:p>
+            <w:r>
+              <w:rPr>
+                <w:sz w:val="18"/>
+              </w:rPr>
+              <w:t>2</w:t>
+            </w:r>
+          </w:p>
+        </w:tc>
+        <w:tc>
+          <w:tcPr>
+            <w:tcW w:w="3135" w:type="dxa"/>
+          </w:tcPr>
+          <w:p>
+            <w:pPr>
+              <w:cnfStyle w:val="000000010000" w:firstRow="0" w:lastRow="0" w:firstColumn="0" w:lastColumn="0" w:oddVBand="0" w:evenVBand="0" w:oddHBand="0" w:evenHBand="1" w:firstRowFirstColumn="0" w:firstRowLastColumn="0" w:lastRowFirstColumn="0" w:lastRowLastColumn="0"/>
+            </w:pPr>
+            <w:r>
+              <w:rPr>
+                <w:sz w:val="18"/>
+              </w:rPr>
+              <w:t>Solicitar ao Prof. Joaquim Quinteiro Uchôa orientação para a emissão do certificado do PIVIC Vesperto, após o relatório final do programa</w:t>
+            </w:r>
+          </w:p>
+        </w:tc>
+        <w:tc>
+          <w:tcPr>
+            <w:tcW w:w="3135" w:type="dxa"/>
+          </w:tcPr>
+          <w:p>
+            <w:pPr>
+              <w:cnfStyle w:val="000000010000" w:firstRow="0" w:lastRow="0" w:firstColumn="0" w:lastColumn="0" w:oddVBand="0" w:evenVBand="0" w:oddHBand="0" w:evenHBand="1" w:firstRowFirstColumn="0" w:firstRowLastColumn="0" w:lastRowFirstColumn="0" w:lastRowLastColumn="0"/>
+            </w:pPr>
+            <w:r>
+              <w:rPr>
+                <w:sz w:val="18"/>
+              </w:rPr>
+              <w:t>Aluno / Prof. Joaquim</w:t>
+            </w:r>
+          </w:p>
+        </w:tc>
+      </w:tr>
+      <w:tr>
+        <w:trPr>
+          <w:cnfStyle w:val="000000100000" w:firstRow="0" w:lastRow="0" w:firstColumn="0" w:lastColumn="0" w:oddVBand="0" w:evenVBand="0" w:oddHBand="1" w:evenHBand="0" w:firstRowFirstColumn="0" w:firstRowLastColumn="0" w:lastRowFirstColumn="0" w:lastRowLastColumn="0"/>
+        </w:trPr>
+        <w:tc>
+          <w:tcPr>
+            <w:cnfStyle w:val="001000000000" w:firstRow="0" w:lastRow="0" w:firstColumn="1" w:lastColumn="0" w:oddVBand="0" w:evenVBand="0" w:oddHBand="0" w:evenHBand="0" w:firstRowFirstColumn="0" w:firstRowLastColumn="0" w:lastRowFirstColumn="0" w:lastRowLastColumn="0"/>
+            <w:tcW w:w="3135" w:type="dxa"/>
+          </w:tcPr>
+          <w:p>
+            <w:r>
+              <w:rPr>
+                <w:sz w:val="18"/>
+              </w:rPr>
+              <w:t>3</w:t>
+            </w:r>
+          </w:p>
+        </w:tc>
+        <w:tc>
+          <w:tcPr>
+            <w:tcW w:w="3135" w:type="dxa"/>
+          </w:tcPr>
+          <w:p>
+            <w:pPr>
+              <w:cnfStyle w:val="000000100000" w:firstRow="0" w:lastRow="0" w:firstColumn="0" w:lastColumn="0" w:oddVBand="0" w:evenVBand="0" w:oddHBand="1" w:evenHBand="0" w:firstRowFirstColumn="0" w:firstRowLastColumn="0" w:lastRowFirstColumn="0" w:lastRowLastColumn="0"/>
+            </w:pPr>
+            <w:r>
+              <w:rPr>
+                <w:sz w:val="18"/>
+              </w:rPr>
+              <w:t>Verificar com a diretoria da Comp Júnior se a empresa está cadastrada como Projeto de Extensão na PROEC, condição necessária para enquadrar a atuação no Grupo II do Requerimento de ACCE's</w:t>
+            </w:r>
+          </w:p>
+        </w:tc>
+        <w:tc>
+          <w:tcPr>
+            <w:tcW w:w="3135" w:type="dxa"/>
+          </w:tcPr>
+          <w:p>
+            <w:pPr>
+              <w:cnfStyle w:val="000000100000" w:firstRow="0" w:lastRow="0" w:firstColumn="0" w:lastColumn="0" w:oddVBand="0" w:evenVBand="0" w:oddHBand="1" w:evenHBand="0" w:firstRowFirstColumn="0" w:firstRowLastColumn="0" w:lastRowFirstColumn="0" w:lastRowLastColumn="0"/>
+            </w:pPr>
+            <w:r>
+              <w:rPr>
+                <w:sz w:val="18"/>
+              </w:rPr>
+              <w:t>Aluno / Comp Júnior</w:t>
+            </w:r>
+          </w:p>
+        </w:tc>
+      </w:tr>
+      <w:tr>
+        <w:trPr>
+          <w:cnfStyle w:val="000000010000" w:firstRow="0" w:lastRow="0" w:firstColumn="0" w:lastColumn="0" w:oddVBand="0" w:evenVBand="0" w:oddHBand="0" w:evenHBand="1" w:firstRowFirstColumn="0" w:firstRowLastColumn="0" w:lastRowFirstColumn="0" w:lastRowLastColumn="0"/>
+        </w:trPr>
+        <w:tc>
+          <w:tcPr>
+            <w:cnfStyle w:val="001000000000" w:firstRow="0" w:lastRow="0" w:firstColumn="1" w:lastColumn="0" w:oddVBand="0" w:evenVBand="0" w:oddHBand="0" w:evenHBand="0" w:firstRowFirstColumn="0" w:firstRowLastColumn="0" w:lastRowFirstColumn="0" w:lastRowLastColumn="0"/>
+            <w:tcW w:w="3135" w:type="dxa"/>
+          </w:tcPr>
+          <w:p>
+            <w:r>
+              <w:rPr>
+                <w:sz w:val="18"/>
+              </w:rPr>
+              <w:t>4</w:t>
+            </w:r>
+          </w:p>
+        </w:tc>
+        <w:tc>
+          <w:tcPr>
+            <w:tcW w:w="3135" w:type="dxa"/>
+          </w:tcPr>
+          <w:p>
+            <w:pPr>
+              <w:cnfStyle w:val="000000010000" w:firstRow="0" w:lastRow="0" w:firstColumn="0" w:lastColumn="0" w:oddVBand="0" w:evenVBand="0" w:oddHBand="0" w:evenHBand="1" w:firstRowFirstColumn="0" w:firstRowLastColumn="0" w:lastRowFirstColumn="0" w:lastRowLastColumn="0"/>
+            </w:pPr>
+            <w:r>
+              <w:rPr>
+                <w:sz w:val="18"/>
+              </w:rPr>
+              <w:t>Manter o vínculo com a Comp Júnior pelo restante de 2026 para acumular a carga horária prevista (~480 h)</w:t>
+            </w:r>
+          </w:p>
+        </w:tc>
+        <w:tc>
+          <w:tcPr>
+            <w:tcW w:w="3135" w:type="dxa"/>
+          </w:tcPr>
+          <w:p>
+            <w:pPr>
+              <w:cnfStyle w:val="000000010000" w:firstRow="0" w:lastRow="0" w:firstColumn="0" w:lastColumn="0" w:oddVBand="0" w:evenVBand="0" w:oddHBand="0" w:evenHBand="1" w:firstRowFirstColumn="0" w:firstRowLastColumn="0" w:lastRowFirstColumn="0" w:lastRowLastColumn="0"/>
+            </w:pPr>
+            <w:r>
+              <w:rPr>
+                <w:sz w:val="18"/>
+              </w:rPr>
+              <w:t>Aluno</w:t>
+            </w:r>
+          </w:p>
+        </w:tc>
+      </w:tr>
+      <w:tr>
+        <w:trPr>
+          <w:cnfStyle w:val="000000100000" w:firstRow="0" w:lastRow="0" w:firstColumn="0" w:lastColumn="0" w:oddVBand="0" w:evenVBand="0" w:oddHBand="1" w:evenHBand="0" w:firstRowFirstColumn="0" w:firstRowLastColumn="0" w:lastRowFirstColumn="0" w:lastRowLastColumn="0"/>
+        </w:trPr>
+        <w:tc>
+          <w:tcPr>
+            <w:cnfStyle w:val="001000000000" w:firstRow="0" w:lastRow="0" w:firstColumn="1" w:lastColumn="0" w:oddVBand="0" w:evenVBand="0" w:oddHBand="0" w:evenHBand="0" w:firstRowFirstColumn="0" w:firstRowLastColumn="0" w:lastRowFirstColumn="0" w:lastRowLastColumn="0"/>
+            <w:tcW w:w="3135" w:type="dxa"/>
+          </w:tcPr>
+          <w:p>
+            <w:r>
+              <w:rPr>
+                <w:sz w:val="18"/>
+              </w:rPr>
+              <w:t>5</w:t>
+            </w:r>
+          </w:p>
+        </w:tc>
+        <w:tc>
+          <w:tcPr>
+            <w:tcW w:w="3135" w:type="dxa"/>
+          </w:tcPr>
+          <w:p>
+            <w:pPr>
+              <w:cnfStyle w:val="000000100000" w:firstRow="0" w:lastRow="0" w:firstColumn="0" w:lastColumn="0" w:oddVBand="0" w:evenVBand="0" w:oddHBand="1" w:evenHBand="0" w:firstRowFirstColumn="0" w:firstRowLastColumn="0" w:lastRowFirstColumn="0" w:lastRowLastColumn="0"/>
+            </w:pPr>
+            <w:r>
+              <w:rPr>
+                <w:sz w:val="18"/>
+              </w:rPr>
+              <w:t>Ao fim do vínculo com a Comp Júnior, solicitar à diretoria a declaração formal de atuação com carga horária acumulada, cargo e código de autenticidade</w:t>
+            </w:r>
+          </w:p>
+        </w:tc>
+        <w:tc>
+          <w:tcPr>
+            <w:tcW w:w="3135" w:type="dxa"/>
+          </w:tcPr>
+          <w:p>
+            <w:pPr>
+              <w:cnfStyle w:val="000000100000" w:firstRow="0" w:lastRow="0" w:firstColumn="0" w:lastColumn="0" w:oddVBand="0" w:evenVBand="0" w:oddHBand="1" w:evenHBand="0" w:firstRowFirstColumn="0" w:firstRowLastColumn="0" w:lastRowFirstColumn="0" w:lastRowLastColumn="0"/>
+            </w:pPr>
+            <w:r>
+              <w:rPr>
+                <w:sz w:val="18"/>
+              </w:rPr>
+              <w:t>Aluno / Comp Júnior</w:t>
+            </w:r>
+          </w:p>
+        </w:tc>
+      </w:tr>
+      <w:tr>
+        <w:trPr>
+          <w:cnfStyle w:val="000000010000" w:firstRow="0" w:lastRow="0" w:firstColumn="0" w:lastColumn="0" w:oddVBand="0" w:evenVBand="0" w:oddHBand="0" w:evenHBand="1" w:firstRowFirstColumn="0" w:firstRowLastColumn="0" w:lastRowFirstColumn="0" w:lastRowLastColumn="0"/>
+        </w:trPr>
+        <w:tc>
+          <w:tcPr>
+            <w:cnfStyle w:val="001000000000" w:firstRow="0" w:lastRow="0" w:firstColumn="1" w:lastColumn="0" w:oddVBand="0" w:evenVBand="0" w:oddHBand="0" w:evenHBand="0" w:firstRowFirstColumn="0" w:firstRowLastColumn="0" w:lastRowFirstColumn="0" w:lastRowLastColumn="0"/>
+            <w:tcW w:w="3135" w:type="dxa"/>
+          </w:tcPr>
+          <w:p>
+            <w:r>
+              <w:rPr>
+                <w:sz w:val="18"/>
+              </w:rPr>
+              <w:t>6</w:t>
+            </w:r>
+          </w:p>
+        </w:tc>
+        <w:tc>
+          <w:tcPr>
+            <w:tcW w:w="3135" w:type="dxa"/>
+          </w:tcPr>
+          <w:p>
+            <w:pPr>
+              <w:cnfStyle w:val="000000010000" w:firstRow="0" w:lastRow="0" w:firstColumn="0" w:lastColumn="0" w:oddVBand="0" w:evenVBand="0" w:oddHBand="0" w:evenHBand="1" w:firstRowFirstColumn="0" w:firstRowLastColumn="0" w:lastRowFirstColumn="0" w:lastRowLastColumn="0"/>
+            </w:pPr>
+            <w:r>
+              <w:rPr>
+                <w:sz w:val="18"/>
+              </w:rPr>
+              <w:t xml:space="preserve">Após emissão dos dois documentos (certificado do PIVIC + declaração da Comp Júnior), consolidá-los em PDF único numerado e protocolar o processo </w:t>
+            </w:r>
+            <w:r>
+              <w:rPr>
+                <w:sz w:val="18"/>
+              </w:rPr>
+              <w:lastRenderedPageBreak/>
+              <w:t>de ACE no SEI dentro do prazo do cronograma acadêmico</w:t>
+            </w:r>
+          </w:p>
+        </w:tc>
+        <w:tc>
+          <w:tcPr>
+            <w:tcW w:w="3135" w:type="dxa"/>
+          </w:tcPr>
+          <w:p>
+            <w:pPr>
+              <w:cnfStyle w:val="000000010000" w:firstRow="0" w:lastRow="0" w:firstColumn="0" w:lastColumn="0" w:oddVBand="0" w:evenVBand="0" w:oddHBand="0" w:evenHBand="1" w:firstRowFirstColumn="0" w:firstRowLastColumn="0" w:lastRowFirstColumn="0" w:lastRowLastColumn="0"/>
+            </w:pPr>
+            <w:r>
+              <w:rPr>
+                <w:sz w:val="18"/>
+              </w:rPr>
+              <w:lastRenderedPageBreak/>
+              <w:t>Aluno</w:t>
+            </w:r>
+          </w:p>
+        </w:tc>
+      </w:tr>
+    </w:tbl>
+    <w:p>
+      <w:pPr>
+        <w:spacing w:before="240" w:after="120"/>
+      </w:pPr>
+      <w:r>
+        <w:rPr>
+          <w:b/>
+        </w:rPr>
+        <w:t>6.5 Prazos e responsáveis pela validação</w:t>
+      </w:r>
+    </w:p>
+    <w:tbl>
+      <w:tblPr>
+        <w:tblStyle w:val="GradeClara"/>
+        <w:tblW w:w="0" w:type="auto"/>
+        <w:tblLook w:val="04A0" w:firstRow="1" w:lastRow="0" w:firstColumn="1" w:lastColumn="0" w:noHBand="0" w:noVBand="1"/>
+      </w:tblPr>
+      <w:tblGrid>
+        <w:gridCol w:w="3135"/>
+        <w:gridCol w:w="3135"/>
+        <w:gridCol w:w="3135"/>
+      </w:tblGrid>
+      <w:tr>
+        <w:trPr>
+          <w:cnfStyle w:val="100000000000" w:firstRow="1" w:lastRow="0" w:firstColumn="0" w:lastColumn="0" w:oddVBand="0" w:evenVBand="0" w:oddHBand="0" w:evenHBand="0" w:firstRowFirstColumn="0" w:firstRowLastColumn="0" w:lastRowFirstColumn="0" w:lastRowLastColumn="0"/>
+        </w:trPr>
+        <w:tc>
+          <w:tcPr>
+            <w:cnfStyle w:val="001000000000" w:firstRow="0" w:lastRow="0" w:firstColumn="1" w:lastColumn="0" w:oddVBand="0" w:evenVBand="0" w:oddHBand="0" w:evenHBand="0" w:firstRowFirstColumn="0" w:firstRowLastColumn="0" w:lastRowFirstColumn="0" w:lastRowLastColumn="0"/>
+            <w:tcW w:w="3135" w:type="dxa"/>
+          </w:tcPr>
+          <w:p>
+            <w:r>
+              <w:rPr>
+                <w:sz w:val="18"/>
+              </w:rPr>
+              <w:t>Item</w:t>
+            </w:r>
+          </w:p>
+        </w:tc>
+        <w:tc>
+          <w:tcPr>
+            <w:tcW w:w="3135" w:type="dxa"/>
+          </w:tcPr>
+          <w:p>
+            <w:pPr>
+              <w:cnfStyle w:val="100000000000" w:firstRow="1" w:lastRow="0" w:firstColumn="0" w:lastColumn="0" w:oddVBand="0" w:evenVBand="0" w:oddHBand="0" w:evenHBand="0" w:firstRowFirstColumn="0" w:firstRowLastColumn="0" w:lastRowFirstColumn="0" w:lastRowLastColumn="0"/>
+            </w:pPr>
+            <w:r>
+              <w:rPr>
+                <w:sz w:val="18"/>
+              </w:rPr>
+              <w:t>Responsável / referência</w:t>
+            </w:r>
+          </w:p>
+        </w:tc>
+        <w:tc>
+          <w:tcPr>
+            <w:tcW w:w="3135" w:type="dxa"/>
+          </w:tcPr>
+          <w:p>
+            <w:pPr>
+              <w:cnfStyle w:val="100000000000" w:firstRow="1" w:lastRow="0" w:firstColumn="0" w:lastColumn="0" w:oddVBand="0" w:evenVBand="0" w:oddHBand="0" w:evenHBand="0" w:firstRowFirstColumn="0" w:firstRowLastColumn="0" w:lastRowFirstColumn="0" w:lastRowLastColumn="0"/>
+            </w:pPr>
+            <w:r>
+              <w:rPr>
+                <w:sz w:val="18"/>
+              </w:rPr>
+              <w:t>Prazo</w:t>
+            </w:r>
+          </w:p>
+        </w:tc>
+      </w:tr>
+      <w:tr>
+        <w:trPr>
+          <w:cnfStyle w:val="000000100000" w:firstRow="0" w:lastRow="0" w:firstColumn="0" w:lastColumn="0" w:oddVBand="0" w:evenVBand="0" w:oddHBand="1" w:evenHBand="0" w:firstRowFirstColumn="0" w:firstRowLastColumn="0" w:lastRowFirstColumn="0" w:lastRowLastColumn="0"/>
+        </w:trPr>
+        <w:tc>
+          <w:tcPr>
+            <w:cnfStyle w:val="001000000000" w:firstRow="0" w:lastRow="0" w:firstColumn="1" w:lastColumn="0" w:oddVBand="0" w:evenVBand="0" w:oddHBand="0" w:evenHBand="0" w:firstRowFirstColumn="0" w:firstRowLastColumn="0" w:lastRowFirstColumn="0" w:lastRowLastColumn="0"/>
+            <w:tcW w:w="3135" w:type="dxa"/>
+          </w:tcPr>
+          <w:p>
+            <w:r>
+              <w:rPr>
+                <w:sz w:val="18"/>
+              </w:rPr>
+              <w:t>Prazo de submissão dos processos</w:t>
+            </w:r>
+          </w:p>
+        </w:tc>
+        <w:tc>
+          <w:tcPr>
+            <w:tcW w:w="3135" w:type="dxa"/>
+          </w:tcPr>
+          <w:p>
+            <w:pPr>
+              <w:cnfStyle w:val="000000100000" w:firstRow="0" w:lastRow="0" w:firstColumn="0" w:lastColumn="0" w:oddVBand="0" w:evenVBand="0" w:oddHBand="1" w:evenHBand="0" w:firstRowFirstColumn="0" w:firstRowLastColumn="0" w:lastRowFirstColumn="0" w:lastRowLastColumn="0"/>
+            </w:pPr>
+            <w:r>
+              <w:rPr>
+                <w:sz w:val="18"/>
+              </w:rPr>
+              <w:t>Cronograma acadêmico (PROGRAD)</w:t>
+            </w:r>
+          </w:p>
+        </w:tc>
+        <w:tc>
+          <w:tcPr>
+            <w:tcW w:w="3135" w:type="dxa"/>
+          </w:tcPr>
+          <w:p>
+            <w:pPr>
+              <w:cnfStyle w:val="000000100000" w:firstRow="0" w:lastRow="0" w:firstColumn="0" w:lastColumn="0" w:oddVBand="0" w:evenVBand="0" w:oddHBand="1" w:evenHBand="0" w:firstRowFirstColumn="0" w:firstRowLastColumn="0" w:lastRowFirstColumn="0" w:lastRowLastColumn="0"/>
+            </w:pPr>
+            <w:r>
+              <w:rPr>
+                <w:sz w:val="18"/>
+              </w:rPr>
+              <w:t>Consultar prograd.ufla.br/calendario-cronograma</w:t>
             </w:r>
           </w:p>
         </w:tc>
@@ -2919,7 +3861,7 @@
           <w:sz w:val="28"/>
         </w:rPr>
         <w:lastRenderedPageBreak/>
-        <w:t>6 RELATÓRIO DA SITUAÇÃO ATUAL</w:t>
+        <w:t>7 RELATÓRIO DA SITUAÇÃO ATUAL</w:t>
       </w:r>
     </w:p>
     <w:p>
@@ -2928,8 +3870,35 @@
         <w:ind w:firstLine="709"/>
         <w:jc w:val="both"/>
       </w:pPr>
+      <w:proofErr w:type="spellStart"/>
       <w:r>
-        <w:t>Esta seção descreve a situação atual do estudante quanto à integralização de CCC e ACCE. Os números devem ser confirmados no SIG (dados da matriz curricular e progresso do curso).</w:t>
+        <w:t>O</w:t>
+      </w:r>
+      <w:r>
+        <w:t>pt</w:t>
+      </w:r>
+      <w:r>
+        <w:t>ei</w:t>
+      </w:r>
+      <w:proofErr w:type="spellEnd"/>
+      <w:r>
+        <w:t xml:space="preserve"> pela </w:t>
+      </w:r>
+      <w:proofErr w:type="spellStart"/>
+      <w:r>
+        <w:t>seguinte</w:t>
+      </w:r>
+      <w:proofErr w:type="spellEnd"/>
+      <w:r>
+        <w:t xml:space="preserve"> </w:t>
+      </w:r>
+      <w:proofErr w:type="spellStart"/>
+      <w:r>
+        <w:t>alocação</w:t>
+      </w:r>
+      <w:proofErr w:type="spellEnd"/>
+      <w:r>
+        <w:t xml:space="preserve"> de atividades: o curso do NESCAU (85 h, Protocolo 857E20.007555.21E24F, emitido pela PROEC/UFLA) foi utilizado no processo de CCC; o PIVIC 2023/2024 (Projeto Vesperto, orientador Prof. Joaquim Quinteiro Uchôa) será utilizado no Grupo I do processo de ACE; e a atuação como membro ativo da Comp Júnior, com carga horária de 40 horas mensais a partir de janeiro de 2026, será utilizada no Grupo II do mesmo processo. Uma mesma atividade não pode ser contabilizada em ambas as modalidades, daí a separação adotada.</w:t>
       </w:r>
     </w:p>
     <w:p>
@@ -2939,7 +3908,7 @@
         <w:jc w:val="both"/>
       </w:pPr>
       <w:r>
-        <w:t>Quanto aos Componentes Curriculares Complementares (CCC), a matriz do BSI exige [preencher] horas. Até o momento, o estudante reúne certificados que totalizam aproximadamente [preencher] horas, o que corresponde a [preencher]% do exigido, restando [preencher] horas a comprovar.</w:t>
+        <w:t>Quanto ao processo de CCC, ele já foi integralmente concluído. O pedido foi protocolado no Portal SEI da UFLA em 18 de abril de 2024, sob o número 23090.007482/2024-48, com o Requerimento de CCC, o Certificado de conclusão do curso do NESCAU e o Formulário II. O processo foi deferido pela Coordenação do BSI e as 84 horas de Componente Curricular Complementar foram devidamente registradas no SIG. Esta etapa não exige mais nenhuma ação do estudante.</w:t>
       </w:r>
     </w:p>
     <w:p>
@@ -2949,7 +3918,7 @@
         <w:jc w:val="both"/>
       </w:pPr>
       <w:r>
-        <w:t>Quanto às Atividades Curriculares Complementares Extensionistas (ACCE), a matriz exige [preencher] horas de extensão. O estudante possui [preencher] horas comprovadas, distribuídas entre os grupos [preencher], restando [preencher] horas a comprovar.</w:t>
+        <w:t>Quanto ao processo de ACE, ele está em fase de preparação. As 318 horas exigidas serão cobertas pela soma de duas atividades: o PIVIC Vesperto (Grupo I), com carga horária a ser confirmada no certificado a ser emitido pela PRP/UFLA após o relatório final; e a Comp Júnior (Grupo II), com estimativa de cerca de 480 horas ao fim de 2026 (40 h x 12 meses). Nenhuma das duas atividades possui certificado emitido até o momento. O protocolo do processo de ACE só poderá ser feito após a emissão de ambos os documentos, com assinatura ou código de autenticidade digital.</w:t>
       </w:r>
     </w:p>
     <w:p>
@@ -2959,17 +3928,7 @@
         <w:jc w:val="both"/>
       </w:pPr>
       <w:r>
-        <w:t>Como plano de ação, o estudante pretende: (i) consolidar os certificados já existentes em PDF único e numerado; (ii) complementar as horas pendentes por meio de [preencher: eventos, cursos ou projetos de extensão previstos]; e (iii) protocolar os processos de CCC e ACCE no Portal SEI dentro do prazo do cronograma acadêmico, antes do pedido de colação de grau. A submissão deve ocorrer uma única vez por modalidade, somente após atingir a carga horária mínima de cada uma.</w:t>
-      </w:r>
-    </w:p>
-    <w:p>
-      <w:pPr>
-        <w:spacing w:after="120"/>
-        <w:ind w:firstLine="709"/>
-        <w:jc w:val="both"/>
-      </w:pPr>
-      <w:r>
-        <w:t>Conclui-se que o estudante [preencher: já atende / atende parcialmente / ainda precisa complementar] os requisitos de CCC e ACCE, e que o cumprimento integral depende [preencher: apenas do protocolo dos processos / da realização de atividades adicionais] antes da colação de grau.</w:t>
+        <w:t>Como plano de ação, o estudante pretende: (i) confirmar com a Coordenação do BSI a carga horária exata de ACE (informada como 318 horas pelo professor da disciplina, mas com valor zerado na consulta do SIG); (ii) verificar com a Comp Júnior se a empresa está cadastrada como Projeto de Extensão na PROEC; (iii) solicitar ao Prof. Joaquim Quinteiro Uchôa a emissão do certificado do PIVIC; (iv) manter o vínculo com a Comp Júnior pelo restante de 2026; (v) ao fim do vínculo, obter a declaração formal da Comp Júnior; e (vi) protocolar o processo de ACE no Portal SEI dentro do prazo do cronograma acadêmico, antes do pedido de colação de grau.</w:t>
       </w:r>
     </w:p>
     <w:p>
@@ -3041,7 +4000,43 @@
         <w:jc w:val="both"/>
       </w:pPr>
       <w:r>
+        <w:t>UFLA. SIG. Dados da Matriz Curricular - Matriz G014 (2023/01), Bacharelado em Sistemas de Informação. Consulta em: 23 de junho de 2026.</w:t>
+      </w:r>
+    </w:p>
+    <w:p>
+      <w:pPr>
+        <w:spacing w:after="160" w:line="240" w:lineRule="auto"/>
+        <w:jc w:val="both"/>
+      </w:pPr>
+      <w:r>
         <w:t>UFLA. Portal SEI. Disponível em: https://portalsei.ufla.br/. Cronograma acadêmico: https://prograd.ufla.br/calendario-cronograma. Formulários: https://prograd.ufla.br/discentes/rotinas-academicas.</w:t>
+      </w:r>
+    </w:p>
+    <w:p>
+      <w:pPr>
+        <w:spacing w:after="160" w:line="240" w:lineRule="auto"/>
+        <w:jc w:val="both"/>
+      </w:pPr>
+      <w:r>
+        <w:t>UFLA. PROEC. Certificado de participação no curso 'Praticando Bug Hunting e Pentest na Web: Curso de Reconhecimento', promovido pelo NESCAU - Núcleo de Estudos em Segurança Computacional e Auditoria da UFLA. Protocolo: 857E20.007555.21E24F. Lavras, 23 de março de 2024.</w:t>
+      </w:r>
+    </w:p>
+    <w:p>
+      <w:pPr>
+        <w:spacing w:after="160" w:line="240" w:lineRule="auto"/>
+        <w:jc w:val="both"/>
+      </w:pPr>
+      <w:r>
+        <w:t>UCHÔA, J. Q.; COSTA, L. H. L. Plano de trabalho - PIVIC 2023/2024 - Mapeamento de riscos de segurança e projeto de desenvolvimento seguro do sistema Vesperto para os perfis aluno e monitor. Edital PRP nº 4/2023 - PIVIC. UFLA, 2023.</w:t>
+      </w:r>
+    </w:p>
+    <w:p>
+      <w:pPr>
+        <w:spacing w:after="160" w:line="240" w:lineRule="auto"/>
+        <w:jc w:val="both"/>
+      </w:pPr>
+      <w:r>
+        <w:t>UFLA. SEI. Processo nº 23090.007482/2024-48 - Requerimento para Registro de Componentes Curriculares Complementares (CCC). Documentos: Requerimento (SEI 0255274), Certificado de conclusão do curso (SEI 0255275) e Formulário II (SEI 0255276). Protocolado em 18 de abril de 2024.</w:t>
       </w:r>
     </w:p>
     <w:sectPr>
@@ -3055,7 +4050,7 @@
 </file>
 
 <file path=word/numbering.xml><?xml version="1.0" encoding="utf-8"?>
-<w:numbering xmlns:wpc="http://schemas.microsoft.com/office/word/2010/wordprocessingCanvas" xmlns:cx="http://schemas.microsoft.com/office/drawing/2014/chartex" xmlns:cx1="http://schemas.microsoft.com/office/drawing/2015/9/8/chartex" xmlns:cx2="http://schemas.microsoft.com/office/drawing/2015/10/21/chartex" xmlns:cx3="http://schemas.microsoft.com/office/drawing/2016/5/9/chartex" xmlns:cx4="http://schemas.microsoft.com/office/drawing/2016/5/10/chartex" xmlns:cx5="http://schemas.microsoft.com/office/drawing/2016/5/11/chartex" xmlns:cx6="http://schemas.microsoft.com/office/drawing/2016/5/12/chartex" xmlns:cx7="http://schemas.microsoft.com/office/drawing/2016/5/13/chartex" xmlns:cx8="http://schemas.microsoft.com/office/drawing/2016/5/14/chartex" xmlns:mc="http://schemas.openxmlformats.org/markup-compatibility/2006" xmlns:aink="http://schemas.microsoft.com/office/drawing/2016/ink" xmlns:am3d="http://schemas.microsoft.com/office/drawing/2017/model3d" xmlns:o="urn:schemas-microsoft-com:office:office" xmlns:oel="http://schemas.microsoft.com/office/2019/extlst" xmlns:r="http://schemas.openxmlformats.org/officeDocument/2006/relationships" xmlns:m="http://schemas.openxmlformats.org/officeDocument/2006/math" xmlns:v="urn:schemas-microsoft-com:vml" xmlns:wp14="http://schemas.microsoft.com/office/word/2010/wordprocessingDrawing" xmlns:wp="http://schemas.openxmlformats.org/drawingml/2006/wordprocessingDrawing" xmlns:w10="urn:schemas-microsoft-com:office:word" xmlns:w="http://schemas.openxmlformats.org/wordprocessingml/2006/main" xmlns:w14="http://schemas.microsoft.com/office/word/2010/wordml" xmlns:w15="http://schemas.microsoft.com/office/word/2012/wordml" xmlns:w16cex="http://schemas.microsoft.com/office/word/2018/wordml/cex" xmlns:w16cid="http://schemas.microsoft.com/office/word/2016/wordml/cid" xmlns:w16="http://schemas.microsoft.com/office/word/2018/wordml" xmlns:w16du="http://schemas.microsoft.com/office/word/2023/wordml/word16du" xmlns:w16sdtdh="http://schemas.microsoft.com/office/word/2020/wordml/sdtdatahash" xmlns:w16sdtfl="http://schemas.microsoft.com/office/word/2024/wordml/sdtformatlock" xmlns:w16se="http://schemas.microsoft.com/office/word/2015/wordml/symex" xmlns:wpg="http://schemas.microsoft.com/office/word/2010/wordprocessingGroup" xmlns:wpi="http://schemas.microsoft.com/office/word/2010/wordprocessingInk" xmlns:wne="http://schemas.microsoft.com/office/word/2006/wordml" xmlns:wps="http://schemas.microsoft.com/office/word/2010/wordprocessingShape" mc:Ignorable="w14 w15 w16se w16cid w16 w16cex w16sdtdh w16sdtfl w16du wp14">
+<w:numbering xmlns:wpc="http://schemas.microsoft.com/office/word/2010/wordprocessingCanvas" xmlns:cx="http://schemas.microsoft.com/office/drawing/2014/chartex" xmlns:cx1="http://schemas.microsoft.com/office/drawing/2015/9/8/chartex" xmlns:cx2="http://schemas.microsoft.com/office/drawing/2015/10/21/chartex" xmlns:cx3="http://schemas.microsoft.com/office/drawing/2016/5/9/chartex" xmlns:cx4="http://schemas.microsoft.com/office/drawing/2016/5/10/chartex" xmlns:cx5="http://schemas.microsoft.com/office/drawing/2016/5/11/chartex" xmlns:cx6="http://schemas.microsoft.com/office/drawing/2016/5/12/chartex" xmlns:cx7="http://schemas.microsoft.com/office/drawing/2016/5/13/chartex" xmlns:cx8="http://schemas.microsoft.com/office/drawing/2016/5/14/chartex" xmlns:mc="http://schemas.openxmlformats.org/markup-compatibility/2006" xmlns:m="http://schemas.openxmlformats.org/officeDocument/2006/math" xmlns:aink="http://schemas.microsoft.com/office/drawing/2016/ink" xmlns:am3d="http://schemas.microsoft.com/office/drawing/2017/model3d" xmlns:oel="http://schemas.microsoft.com/office/2019/extlst" xmlns:r="http://schemas.openxmlformats.org/officeDocument/2006/relationships" xmlns:wp14="http://schemas.microsoft.com/office/word/2010/wordprocessingDrawing" xmlns:wp="http://schemas.openxmlformats.org/drawingml/2006/wordprocessingDrawing" xmlns:wpg="http://schemas.microsoft.com/office/word/2010/wordprocessingGroup" xmlns:wpi="http://schemas.microsoft.com/office/word/2010/wordprocessingInk" xmlns:wps="http://schemas.microsoft.com/office/word/2010/wordprocessingShape" xmlns:o="urn:schemas-microsoft-com:office:office" xmlns:v="urn:schemas-microsoft-com:vml" xmlns:w10="urn:schemas-microsoft-com:office:word" xmlns:w="http://schemas.openxmlformats.org/wordprocessingml/2006/main" xmlns:w14="http://schemas.microsoft.com/office/word/2010/wordml" xmlns:w15="http://schemas.microsoft.com/office/word/2012/wordml" xmlns:w16cex="http://schemas.microsoft.com/office/word/2018/wordml/cex" xmlns:w16cid="http://schemas.microsoft.com/office/word/2016/wordml/cid" xmlns:w16="http://schemas.microsoft.com/office/word/2018/wordml" xmlns:w16sdtdh="http://schemas.microsoft.com/office/word/2020/wordml/sdtdatahash" xmlns:w16sdtfl="http://schemas.microsoft.com/office/word/2024/wordml/sdtformatlock" xmlns:w16se="http://schemas.microsoft.com/office/word/2015/wordml/symex" xmlns:w16du="http://schemas.microsoft.com/office/word/2023/wordml/word16du" xmlns:wne="http://schemas.microsoft.com/office/word/2006/wordml" mc:Ignorable="w14 w15 w16se w16cid w16 w16cex w16sdtdh w16sdtfl w16du wp14">
   <w:abstractNum w:abstractNumId="0" w15:restartNumberingAfterBreak="0">
     <w:nsid w:val="FFFFFF7C"/>
     <w:multiLevelType w:val="singleLevel"/>
@@ -3227,38 +4222,38 @@
       </w:rPr>
     </w:lvl>
   </w:abstractNum>
-  <w:num w:numId="1" w16cid:durableId="1271278047">
+  <w:num w:numId="1" w16cid:durableId="1826582999">
     <w:abstractNumId w:val="8"/>
   </w:num>
-  <w:num w:numId="2" w16cid:durableId="691883531">
+  <w:num w:numId="2" w16cid:durableId="414283170">
     <w:abstractNumId w:val="6"/>
   </w:num>
-  <w:num w:numId="3" w16cid:durableId="1562062423">
+  <w:num w:numId="3" w16cid:durableId="1269434623">
     <w:abstractNumId w:val="5"/>
   </w:num>
-  <w:num w:numId="4" w16cid:durableId="658576184">
+  <w:num w:numId="4" w16cid:durableId="1564754226">
     <w:abstractNumId w:val="4"/>
   </w:num>
-  <w:num w:numId="5" w16cid:durableId="1574583639">
+  <w:num w:numId="5" w16cid:durableId="566695879">
     <w:abstractNumId w:val="7"/>
   </w:num>
-  <w:num w:numId="6" w16cid:durableId="1702515649">
+  <w:num w:numId="6" w16cid:durableId="1822193274">
     <w:abstractNumId w:val="3"/>
   </w:num>
-  <w:num w:numId="7" w16cid:durableId="639382823">
+  <w:num w:numId="7" w16cid:durableId="1357269467">
     <w:abstractNumId w:val="2"/>
   </w:num>
-  <w:num w:numId="8" w16cid:durableId="1746144312">
+  <w:num w:numId="8" w16cid:durableId="8023165">
     <w:abstractNumId w:val="1"/>
   </w:num>
-  <w:num w:numId="9" w16cid:durableId="1040666826">
+  <w:num w:numId="9" w16cid:durableId="805700303">
     <w:abstractNumId w:val="0"/>
   </w:num>
 </w:numbering>
 </file>
 
 <file path=word/styles.xml><?xml version="1.0" encoding="utf-8"?>
-<w:styles xmlns:mc="http://schemas.openxmlformats.org/markup-compatibility/2006" xmlns:r="http://schemas.openxmlformats.org/officeDocument/2006/relationships" xmlns:w="http://schemas.openxmlformats.org/wordprocessingml/2006/main" xmlns:w14="http://schemas.microsoft.com/office/word/2010/wordml" xmlns:w15="http://schemas.microsoft.com/office/word/2012/wordml" xmlns:w16cex="http://schemas.microsoft.com/office/word/2018/wordml/cex" xmlns:w16cid="http://schemas.microsoft.com/office/word/2016/wordml/cid" xmlns:w16="http://schemas.microsoft.com/office/word/2018/wordml" xmlns:w16du="http://schemas.microsoft.com/office/word/2023/wordml/word16du" xmlns:w16sdtdh="http://schemas.microsoft.com/office/word/2020/wordml/sdtdatahash" xmlns:w16sdtfl="http://schemas.microsoft.com/office/word/2024/wordml/sdtformatlock" xmlns:w16se="http://schemas.microsoft.com/office/word/2015/wordml/symex" mc:Ignorable="w14 w15 w16se w16cid w16 w16cex w16sdtdh w16sdtfl w16du">
+<w:styles xmlns:mc="http://schemas.openxmlformats.org/markup-compatibility/2006" xmlns:r="http://schemas.openxmlformats.org/officeDocument/2006/relationships" xmlns:w="http://schemas.openxmlformats.org/wordprocessingml/2006/main" xmlns:w14="http://schemas.microsoft.com/office/word/2010/wordml" xmlns:w15="http://schemas.microsoft.com/office/word/2012/wordml" xmlns:w16cex="http://schemas.microsoft.com/office/word/2018/wordml/cex" xmlns:w16cid="http://schemas.microsoft.com/office/word/2016/wordml/cid" xmlns:w16="http://schemas.microsoft.com/office/word/2018/wordml" xmlns:w16sdtdh="http://schemas.microsoft.com/office/word/2020/wordml/sdtdatahash" xmlns:w16sdtfl="http://schemas.microsoft.com/office/word/2024/wordml/sdtformatlock" xmlns:w16se="http://schemas.microsoft.com/office/word/2015/wordml/symex" xmlns:w16du="http://schemas.microsoft.com/office/word/2023/wordml/word16du" mc:Ignorable="w14 w15 w16se w16cid w16 w16cex w16sdtdh w16sdtfl w16du">
   <w:docDefaults>
     <w:rPrDefault>
       <w:rPr>
